--- a/docs/iudigital_doc/EV2/CreditSmart_Arquitectura_EV2_generado.docx
+++ b/docs/iudigital_doc/EV2/CreditSmart_Arquitectura_EV2_generado.docx
@@ -588,6 +588,27 @@
         <w:rPr>
           <w:sz w:val="22"/>
         </w:rPr>
+        <w:t>Rediseñar la interfaz con una paleta corporativa sobria de tres colores, atendiendo la observación de la revisión anterior sobre la saturación visual y la credibilidad que exige un producto financiero.</w:t>
+      </w:r>
+    </w:p>
+    <w:p>
+      <w:pPr>
+        <w:spacing w:after="60"/>
+        <w:ind w:left="454"/>
+        <w:jc w:val="both"/>
+      </w:pPr>
+      <w:r>
+        <w:rPr>
+          <w:b/>
+          <w:color w:val="1D4ED8"/>
+          <w:sz w:val="22"/>
+        </w:rPr>
+        <w:t xml:space="preserve">•  </w:t>
+      </w:r>
+      <w:r>
+        <w:rPr>
+          <w:sz w:val="22"/>
+        </w:rPr>
         <w:t>Demostrar, con evidencia medible, que la arquitectura hexagonal hizo de la migración un cambio de adaptador y no una reescritura.</w:t>
       </w:r>
     </w:p>
@@ -1784,7 +1805,7 @@
                 <w:i w:val="0"/>
                 <w:sz w:val="18"/>
               </w:rPr>
-              <w:t>Los 7 CSS de la Actividad 1, reutilizados sin cambios</w:t>
+              <w:t>Los 7 CSS de la Actividad 1, con la paleta rediseñada (§16)</w:t>
             </w:r>
           </w:p>
         </w:tc>
@@ -2716,7 +2737,7 @@
                 <w:i w:val="0"/>
                 <w:sz w:val="18"/>
               </w:rPr>
-              <w:t>7 (1 681 líneas) reutilizados sin cambios de la Actividad 1</w:t>
+              <w:t>7 en cascada explícita, heredados de la Actividad 1 y con la paleta rediseñada</w:t>
             </w:r>
           </w:p>
         </w:tc>
@@ -2743,7 +2764,7 @@
                 <w:i w:val="0"/>
                 <w:sz w:val="18"/>
               </w:rPr>
-              <w:t>Contratos (puertos)</w:t>
+              <w:t>Colores de la interfaz</w:t>
             </w:r>
           </w:p>
         </w:tc>
@@ -2768,7 +2789,7 @@
                 <w:i w:val="0"/>
                 <w:sz w:val="18"/>
               </w:rPr>
-              <w:t>9 — 6 de dominio y 3 de aplicación</w:t>
+              <w:t>3 — azul corporativo, gris neutro y un verde de confirmación</w:t>
             </w:r>
           </w:p>
         </w:tc>
@@ -2796,7 +2817,7 @@
                 <w:i w:val="0"/>
                 <w:sz w:val="18"/>
               </w:rPr>
-              <w:t>Dependencias en el contenedor</w:t>
+              <w:t>Contratos (puertos)</w:t>
             </w:r>
           </w:p>
         </w:tc>
@@ -2822,7 +2843,7 @@
                 <w:i w:val="0"/>
                 <w:sz w:val="18"/>
               </w:rPr>
-              <w:t>20</w:t>
+              <w:t>9 — 6 de dominio y 3 de aplicación</w:t>
             </w:r>
           </w:p>
         </w:tc>
@@ -2849,7 +2870,7 @@
                 <w:i w:val="0"/>
                 <w:sz w:val="18"/>
               </w:rPr>
-              <w:t>Productos del catálogo</w:t>
+              <w:t>Dependencias en el contenedor</w:t>
             </w:r>
           </w:p>
         </w:tc>
@@ -2874,7 +2895,7 @@
                 <w:i w:val="0"/>
                 <w:sz w:val="18"/>
               </w:rPr>
-              <w:t>6</w:t>
+              <w:t>20</w:t>
             </w:r>
           </w:p>
         </w:tc>
@@ -2902,7 +2923,7 @@
                 <w:i w:val="0"/>
                 <w:sz w:val="18"/>
               </w:rPr>
-              <w:t>Rutas</w:t>
+              <w:t>Productos del catálogo</w:t>
             </w:r>
           </w:p>
         </w:tc>
@@ -2928,7 +2949,7 @@
                 <w:i w:val="0"/>
                 <w:sz w:val="18"/>
               </w:rPr>
-              <w:t>/ · /simulador · /solicitar · * (404)</w:t>
+              <w:t>6</w:t>
             </w:r>
           </w:p>
         </w:tc>
@@ -2955,7 +2976,7 @@
                 <w:i w:val="0"/>
                 <w:sz w:val="18"/>
               </w:rPr>
-              <w:t>Hooks propios</w:t>
+              <w:t>Rutas</w:t>
             </w:r>
           </w:p>
         </w:tc>
@@ -2980,7 +3001,7 @@
                 <w:i w:val="0"/>
                 <w:sz w:val="18"/>
               </w:rPr>
-              <w:t>7</w:t>
+              <w:t>/ · /simulador · /solicitar · * (404)</w:t>
             </w:r>
           </w:p>
         </w:tc>
@@ -3008,7 +3029,7 @@
                 <w:i w:val="0"/>
                 <w:sz w:val="18"/>
               </w:rPr>
-              <w:t>Pruebas</w:t>
+              <w:t>Hooks propios</w:t>
             </w:r>
           </w:p>
         </w:tc>
@@ -3034,7 +3055,7 @@
                 <w:i w:val="0"/>
                 <w:sz w:val="18"/>
               </w:rPr>
-              <w:t>tests/01-domain-application.mjs — 85 aserciones, TODO OK</w:t>
+              <w:t>7</w:t>
             </w:r>
           </w:p>
         </w:tc>
@@ -3061,6 +3082,59 @@
                 <w:i w:val="0"/>
                 <w:sz w:val="18"/>
               </w:rPr>
+              <w:t>Pruebas</w:t>
+            </w:r>
+          </w:p>
+        </w:tc>
+        <w:tc>
+          <w:tcPr>
+            <w:tcW w:type="dxa" w:w="6463"/>
+            <w:tcMar>
+              <w:top w:w="40" w:type="dxa"/>
+              <w:left w:w="80" w:type="dxa"/>
+              <w:bottom w:w="40" w:type="dxa"/>
+              <w:right w:w="80" w:type="dxa"/>
+            </w:tcMar>
+          </w:tcPr>
+          <w:p>
+            <w:pPr>
+              <w:spacing w:before="20" w:after="20"/>
+            </w:pPr>
+            <w:r/>
+            <w:r>
+              <w:rPr>
+                <w:b w:val="0"/>
+                <w:i w:val="0"/>
+                <w:sz w:val="18"/>
+              </w:rPr>
+              <w:t>tests/01-domain-application.mjs — 85 aserciones, TODO OK</w:t>
+            </w:r>
+          </w:p>
+        </w:tc>
+      </w:tr>
+      <w:tr>
+        <w:tc>
+          <w:tcPr>
+            <w:tcW w:type="dxa" w:w="2835"/>
+            <w:tcMar>
+              <w:top w:w="40" w:type="dxa"/>
+              <w:left w:w="80" w:type="dxa"/>
+              <w:bottom w:w="40" w:type="dxa"/>
+              <w:right w:w="80" w:type="dxa"/>
+            </w:tcMar>
+            <w:shd w:val="clear" w:color="auto" w:fill="F2F6FB"/>
+          </w:tcPr>
+          <w:p>
+            <w:pPr>
+              <w:spacing w:before="20" w:after="20"/>
+            </w:pPr>
+            <w:r/>
+            <w:r>
+              <w:rPr>
+                <w:b w:val="0"/>
+                <w:i w:val="0"/>
+                <w:sz w:val="18"/>
+              </w:rPr>
               <w:t>Commits de la entrega</w:t>
             </w:r>
           </w:p>
@@ -3074,6 +3148,7 @@
               <w:bottom w:w="40" w:type="dxa"/>
               <w:right w:w="80" w:type="dxa"/>
             </w:tcMar>
+            <w:shd w:val="clear" w:color="auto" w:fill="F2F6FB"/>
           </w:tcPr>
           <w:p>
             <w:pPr>
@@ -7162,7 +7237,7 @@
                 <w:color w:val="1F2937"/>
                 <w:sz w:val="17"/>
               </w:rPr>
-              <w:t>|- assets/css/                 7 hojas en cascada (reutilizadas de la Actividad 1)</w:t>
+              <w:t>|- assets/css/                 7 hojas en cascada (paleta corporativa, seccion 16)</w:t>
             </w:r>
           </w:p>
           <w:p>
@@ -11734,7 +11809,7 @@
       <w:r>
         <w:drawing>
           <wp:inline xmlns:a="http://schemas.openxmlformats.org/drawingml/2006/main" xmlns:pic="http://schemas.openxmlformats.org/drawingml/2006/picture">
-            <wp:extent cx="5580000" cy="2790000"/>
+            <wp:extent cx="5580000" cy="3487500"/>
             <wp:docPr id="3" name="Picture 3"/>
             <wp:cNvGraphicFramePr>
               <a:graphicFrameLocks noChangeAspect="1"/>
@@ -11755,7 +11830,7 @@
                   <pic:spPr>
                     <a:xfrm>
                       <a:off x="0" y="0"/>
-                      <a:ext cx="5580000" cy="2790000"/>
+                      <a:ext cx="5580000" cy="3487500"/>
                     </a:xfrm>
                     <a:prstGeom prst="rect"/>
                   </pic:spPr>
@@ -13811,7 +13886,7 @@
       <w:r>
         <w:drawing>
           <wp:inline xmlns:a="http://schemas.openxmlformats.org/drawingml/2006/main" xmlns:pic="http://schemas.openxmlformats.org/drawingml/2006/picture">
-            <wp:extent cx="5580000" cy="2790000"/>
+            <wp:extent cx="5580000" cy="3487500"/>
             <wp:docPr id="4" name="Picture 4"/>
             <wp:cNvGraphicFramePr>
               <a:graphicFrameLocks noChangeAspect="1"/>
@@ -13832,7 +13907,7 @@
                   <pic:spPr>
                     <a:xfrm>
                       <a:off x="0" y="0"/>
-                      <a:ext cx="5580000" cy="2790000"/>
+                      <a:ext cx="5580000" cy="3487500"/>
                     </a:xfrm>
                     <a:prstGeom prst="rect"/>
                   </pic:spPr>
@@ -16570,7 +16645,7 @@
       <w:r>
         <w:drawing>
           <wp:inline xmlns:a="http://schemas.openxmlformats.org/drawingml/2006/main" xmlns:pic="http://schemas.openxmlformats.org/drawingml/2006/picture">
-            <wp:extent cx="5580000" cy="2790000"/>
+            <wp:extent cx="5580000" cy="3487500"/>
             <wp:docPr id="8" name="Picture 8"/>
             <wp:cNvGraphicFramePr>
               <a:graphicFrameLocks noChangeAspect="1"/>
@@ -16591,7 +16666,7 @@
                   <pic:spPr>
                     <a:xfrm>
                       <a:off x="0" y="0"/>
-                      <a:ext cx="5580000" cy="2790000"/>
+                      <a:ext cx="5580000" cy="3487500"/>
                     </a:xfrm>
                     <a:prstGeom prst="rect"/>
                   </pic:spPr>
@@ -19591,7 +19666,7 @@
         <w:pStyle w:val="Heading1"/>
       </w:pPr>
       <w:r>
-        <w:t>16. Estilos y diseño responsive</w:t>
+        <w:t>16. Identidad visual y diseño responsive</w:t>
       </w:r>
     </w:p>
     <w:p>
@@ -19605,7 +19680,618 @@
           <w:i w:val="0"/>
           <w:sz w:val="22"/>
         </w:rPr>
-        <w:t>Los siete archivos CSS de la Actividad 1 se reutilizaron sin modificar ni una regla. Se importan una sola vez en main.jsx, en orden, para que Vite los empaquete respetando la cascada.</w:t>
+        <w:t>La revisión de la Actividad 1 señaló como punto más crítico el diseño visual: un banner que mezclaba blanco, verde y azul, y tarjetas con degradados de seis colores distintos. La observación es correcta y va al fondo del problema: en el sector financiero la credibilidad es parte del producto, y una pantalla saturada de color hace dudar al usuario sobre la legitimidad del sitio. Esta actividad rehace la capa visual con ese criterio.</w:t>
+      </w:r>
+    </w:p>
+    <w:p>
+      <w:pPr>
+        <w:pStyle w:val="Heading2"/>
+      </w:pPr>
+      <w:r>
+        <w:t>16.1 El problema, elemento por elemento</w:t>
+      </w:r>
+    </w:p>
+    <w:tbl>
+      <w:tblPr>
+        <w:tblW w:type="auto" w:w="0"/>
+        <w:jc w:val="center"/>
+        <w:tblLayout w:type="fixed"/>
+        <w:tblLook w:firstColumn="1" w:firstRow="1" w:lastColumn="0" w:lastRow="0" w:noHBand="0" w:noVBand="1" w:val="04A0"/>
+        <w:tblBorders>
+          <w:top w:val="single" w:sz="4" w:space="0" w:color="7F7F7F"/>
+          <w:left w:val="single" w:sz="4" w:space="0" w:color="7F7F7F"/>
+          <w:bottom w:val="single" w:sz="4" w:space="0" w:color="7F7F7F"/>
+          <w:right w:val="single" w:sz="4" w:space="0" w:color="7F7F7F"/>
+          <w:insideH w:val="single" w:sz="4" w:space="0" w:color="7F7F7F"/>
+          <w:insideV w:val="single" w:sz="4" w:space="0" w:color="7F7F7F"/>
+        </w:tblBorders>
+        <w:tblLayout w:type="fixed"/>
+        <w:tblW w:w="9298" w:type="dxa"/>
+      </w:tblPr>
+      <w:tblGrid>
+        <w:gridCol w:w="2041"/>
+        <w:gridCol w:w="3628"/>
+        <w:gridCol w:w="3628"/>
+      </w:tblGrid>
+      <w:tr>
+        <w:trPr>
+          <w:tblHeader w:val="true"/>
+        </w:trPr>
+        <w:tc>
+          <w:tcPr>
+            <w:tcW w:type="dxa" w:w="2041"/>
+            <w:shd w:val="clear" w:color="auto" w:fill="1F3864"/>
+            <w:tcMar>
+              <w:top w:w="40" w:type="dxa"/>
+              <w:left w:w="80" w:type="dxa"/>
+              <w:bottom w:w="40" w:type="dxa"/>
+              <w:right w:w="80" w:type="dxa"/>
+            </w:tcMar>
+          </w:tcPr>
+          <w:p>
+            <w:pPr>
+              <w:spacing w:before="20" w:after="20"/>
+            </w:pPr>
+            <w:r/>
+            <w:r>
+              <w:rPr>
+                <w:b/>
+                <w:i w:val="0"/>
+                <w:color w:val="FFFFFF"/>
+                <w:sz w:val="18"/>
+              </w:rPr>
+              <w:t>Elemento</w:t>
+            </w:r>
+          </w:p>
+        </w:tc>
+        <w:tc>
+          <w:tcPr>
+            <w:tcW w:type="dxa" w:w="3628"/>
+            <w:shd w:val="clear" w:color="auto" w:fill="1F3864"/>
+            <w:tcMar>
+              <w:top w:w="40" w:type="dxa"/>
+              <w:left w:w="80" w:type="dxa"/>
+              <w:bottom w:w="40" w:type="dxa"/>
+              <w:right w:w="80" w:type="dxa"/>
+            </w:tcMar>
+          </w:tcPr>
+          <w:p>
+            <w:pPr>
+              <w:spacing w:before="20" w:after="20"/>
+            </w:pPr>
+            <w:r/>
+            <w:r>
+              <w:rPr>
+                <w:b/>
+                <w:i w:val="0"/>
+                <w:color w:val="FFFFFF"/>
+                <w:sz w:val="18"/>
+              </w:rPr>
+              <w:t>Qué hacía antes</w:t>
+            </w:r>
+          </w:p>
+        </w:tc>
+        <w:tc>
+          <w:tcPr>
+            <w:tcW w:type="dxa" w:w="3628"/>
+            <w:shd w:val="clear" w:color="auto" w:fill="1F3864"/>
+            <w:tcMar>
+              <w:top w:w="40" w:type="dxa"/>
+              <w:left w:w="80" w:type="dxa"/>
+              <w:bottom w:w="40" w:type="dxa"/>
+              <w:right w:w="80" w:type="dxa"/>
+            </w:tcMar>
+          </w:tcPr>
+          <w:p>
+            <w:pPr>
+              <w:spacing w:before="20" w:after="20"/>
+            </w:pPr>
+            <w:r/>
+            <w:r>
+              <w:rPr>
+                <w:b/>
+                <w:i w:val="0"/>
+                <w:color w:val="FFFFFF"/>
+                <w:sz w:val="18"/>
+              </w:rPr>
+              <w:t>Por qué estorba</w:t>
+            </w:r>
+          </w:p>
+        </w:tc>
+      </w:tr>
+      <w:tr>
+        <w:tc>
+          <w:tcPr>
+            <w:tcW w:type="dxa" w:w="2041"/>
+            <w:tcMar>
+              <w:top w:w="40" w:type="dxa"/>
+              <w:left w:w="80" w:type="dxa"/>
+              <w:bottom w:w="40" w:type="dxa"/>
+              <w:right w:w="80" w:type="dxa"/>
+            </w:tcMar>
+          </w:tcPr>
+          <w:p>
+            <w:pPr>
+              <w:spacing w:before="20" w:after="20"/>
+            </w:pPr>
+            <w:r/>
+            <w:r>
+              <w:rPr>
+                <w:b w:val="0"/>
+                <w:i w:val="0"/>
+                <w:sz w:val="18"/>
+              </w:rPr>
+              <w:t>Banner</w:t>
+            </w:r>
+          </w:p>
+        </w:tc>
+        <w:tc>
+          <w:tcPr>
+            <w:tcW w:type="dxa" w:w="3628"/>
+            <w:tcMar>
+              <w:top w:w="40" w:type="dxa"/>
+              <w:left w:w="80" w:type="dxa"/>
+              <w:bottom w:w="40" w:type="dxa"/>
+              <w:right w:w="80" w:type="dxa"/>
+            </w:tcMar>
+          </w:tcPr>
+          <w:p>
+            <w:pPr>
+              <w:spacing w:before="20" w:after="20"/>
+            </w:pPr>
+            <w:r/>
+            <w:r>
+              <w:rPr>
+                <w:b w:val="0"/>
+                <w:i w:val="0"/>
+                <w:sz w:val="18"/>
+              </w:rPr>
+              <w:t>Degradado azul, segunda línea del titular en verde y botón principal verde</w:t>
+            </w:r>
+          </w:p>
+        </w:tc>
+        <w:tc>
+          <w:tcPr>
+            <w:tcW w:type="dxa" w:w="3628"/>
+            <w:tcMar>
+              <w:top w:w="40" w:type="dxa"/>
+              <w:left w:w="80" w:type="dxa"/>
+              <w:bottom w:w="40" w:type="dxa"/>
+              <w:right w:w="80" w:type="dxa"/>
+            </w:tcMar>
+          </w:tcPr>
+          <w:p>
+            <w:pPr>
+              <w:spacing w:before="20" w:after="20"/>
+            </w:pPr>
+            <w:r/>
+            <w:r>
+              <w:rPr>
+                <w:b w:val="0"/>
+                <w:i w:val="0"/>
+                <w:sz w:val="18"/>
+              </w:rPr>
+              <w:t>Tres familias de color compitiendo en la zona de mayor atención</w:t>
+            </w:r>
+          </w:p>
+        </w:tc>
+      </w:tr>
+      <w:tr>
+        <w:tc>
+          <w:tcPr>
+            <w:tcW w:type="dxa" w:w="2041"/>
+            <w:tcMar>
+              <w:top w:w="40" w:type="dxa"/>
+              <w:left w:w="80" w:type="dxa"/>
+              <w:bottom w:w="40" w:type="dxa"/>
+              <w:right w:w="80" w:type="dxa"/>
+            </w:tcMar>
+            <w:shd w:val="clear" w:color="auto" w:fill="F2F6FB"/>
+          </w:tcPr>
+          <w:p>
+            <w:pPr>
+              <w:spacing w:before="20" w:after="20"/>
+            </w:pPr>
+            <w:r/>
+            <w:r>
+              <w:rPr>
+                <w:b w:val="0"/>
+                <w:i w:val="0"/>
+                <w:sz w:val="18"/>
+              </w:rPr>
+              <w:t>Tarjetas de producto</w:t>
+            </w:r>
+          </w:p>
+        </w:tc>
+        <w:tc>
+          <w:tcPr>
+            <w:tcW w:type="dxa" w:w="3628"/>
+            <w:tcMar>
+              <w:top w:w="40" w:type="dxa"/>
+              <w:left w:w="80" w:type="dxa"/>
+              <w:bottom w:w="40" w:type="dxa"/>
+              <w:right w:w="80" w:type="dxa"/>
+            </w:tcMar>
+            <w:shd w:val="clear" w:color="auto" w:fill="F2F6FB"/>
+          </w:tcPr>
+          <w:p>
+            <w:pPr>
+              <w:spacing w:before="20" w:after="20"/>
+            </w:pPr>
+            <w:r/>
+            <w:r>
+              <w:rPr>
+                <w:b w:val="0"/>
+                <w:i w:val="0"/>
+                <w:sz w:val="18"/>
+              </w:rPr>
+              <w:t>Cabecera con un degradado distinto por producto: azul, verde, violeta, ámbar, rosa y turquesa</w:t>
+            </w:r>
+          </w:p>
+        </w:tc>
+        <w:tc>
+          <w:tcPr>
+            <w:tcW w:type="dxa" w:w="3628"/>
+            <w:tcMar>
+              <w:top w:w="40" w:type="dxa"/>
+              <w:left w:w="80" w:type="dxa"/>
+              <w:bottom w:w="40" w:type="dxa"/>
+              <w:right w:w="80" w:type="dxa"/>
+            </w:tcMar>
+            <w:shd w:val="clear" w:color="auto" w:fill="F2F6FB"/>
+          </w:tcPr>
+          <w:p>
+            <w:pPr>
+              <w:spacing w:before="20" w:after="20"/>
+            </w:pPr>
+            <w:r/>
+            <w:r>
+              <w:rPr>
+                <w:b w:val="0"/>
+                <w:i w:val="0"/>
+                <w:sz w:val="18"/>
+              </w:rPr>
+              <w:t>Seis degradados en la misma rejilla saturan la pantalla y el color no aporta ninguna información</w:t>
+            </w:r>
+          </w:p>
+        </w:tc>
+      </w:tr>
+      <w:tr>
+        <w:tc>
+          <w:tcPr>
+            <w:tcW w:type="dxa" w:w="2041"/>
+            <w:tcMar>
+              <w:top w:w="40" w:type="dxa"/>
+              <w:left w:w="80" w:type="dxa"/>
+              <w:bottom w:w="40" w:type="dxa"/>
+              <w:right w:w="80" w:type="dxa"/>
+            </w:tcMar>
+          </w:tcPr>
+          <w:p>
+            <w:pPr>
+              <w:spacing w:before="20" w:after="20"/>
+            </w:pPr>
+            <w:r/>
+            <w:r>
+              <w:rPr>
+                <w:b w:val="0"/>
+                <w:i w:val="0"/>
+                <w:sz w:val="18"/>
+              </w:rPr>
+              <w:t>Resultado de la simulación</w:t>
+            </w:r>
+          </w:p>
+        </w:tc>
+        <w:tc>
+          <w:tcPr>
+            <w:tcW w:type="dxa" w:w="3628"/>
+            <w:tcMar>
+              <w:top w:w="40" w:type="dxa"/>
+              <w:left w:w="80" w:type="dxa"/>
+              <w:bottom w:w="40" w:type="dxa"/>
+              <w:right w:w="80" w:type="dxa"/>
+            </w:tcMar>
+          </w:tcPr>
+          <w:p>
+            <w:pPr>
+              <w:spacing w:before="20" w:after="20"/>
+            </w:pPr>
+            <w:r/>
+            <w:r>
+              <w:rPr>
+                <w:b w:val="0"/>
+                <w:i w:val="0"/>
+                <w:sz w:val="18"/>
+              </w:rPr>
+              <w:t>Tomaba el degradado del producto simulado</w:t>
+            </w:r>
+          </w:p>
+        </w:tc>
+        <w:tc>
+          <w:tcPr>
+            <w:tcW w:type="dxa" w:w="3628"/>
+            <w:tcMar>
+              <w:top w:w="40" w:type="dxa"/>
+              <w:left w:w="80" w:type="dxa"/>
+              <w:bottom w:w="40" w:type="dxa"/>
+              <w:right w:w="80" w:type="dxa"/>
+            </w:tcMar>
+          </w:tcPr>
+          <w:p>
+            <w:pPr>
+              <w:spacing w:before="20" w:after="20"/>
+            </w:pPr>
+            <w:r/>
+            <w:r>
+              <w:rPr>
+                <w:b w:val="0"/>
+                <w:i w:val="0"/>
+                <w:sz w:val="18"/>
+              </w:rPr>
+              <w:t>El panel cambiaba de color en cada simulación: inestabilidad sin significado</w:t>
+            </w:r>
+          </w:p>
+        </w:tc>
+      </w:tr>
+      <w:tr>
+        <w:tc>
+          <w:tcPr>
+            <w:tcW w:type="dxa" w:w="2041"/>
+            <w:tcMar>
+              <w:top w:w="40" w:type="dxa"/>
+              <w:left w:w="80" w:type="dxa"/>
+              <w:bottom w:w="40" w:type="dxa"/>
+              <w:right w:w="80" w:type="dxa"/>
+            </w:tcMar>
+            <w:shd w:val="clear" w:color="auto" w:fill="F2F6FB"/>
+          </w:tcPr>
+          <w:p>
+            <w:pPr>
+              <w:spacing w:before="20" w:after="20"/>
+            </w:pPr>
+            <w:r/>
+            <w:r>
+              <w:rPr>
+                <w:b w:val="0"/>
+                <w:i w:val="0"/>
+                <w:sz w:val="18"/>
+              </w:rPr>
+              <w:t>Avisos informativos</w:t>
+            </w:r>
+          </w:p>
+        </w:tc>
+        <w:tc>
+          <w:tcPr>
+            <w:tcW w:type="dxa" w:w="3628"/>
+            <w:tcMar>
+              <w:top w:w="40" w:type="dxa"/>
+              <w:left w:w="80" w:type="dxa"/>
+              <w:bottom w:w="40" w:type="dxa"/>
+              <w:right w:w="80" w:type="dxa"/>
+            </w:tcMar>
+            <w:shd w:val="clear" w:color="auto" w:fill="F2F6FB"/>
+          </w:tcPr>
+          <w:p>
+            <w:pPr>
+              <w:spacing w:before="20" w:after="20"/>
+            </w:pPr>
+            <w:r/>
+            <w:r>
+              <w:rPr>
+                <w:b w:val="0"/>
+                <w:i w:val="0"/>
+                <w:sz w:val="18"/>
+              </w:rPr>
+              <w:t>Amarillo con borde ámbar</w:t>
+            </w:r>
+          </w:p>
+        </w:tc>
+        <w:tc>
+          <w:tcPr>
+            <w:tcW w:type="dxa" w:w="3628"/>
+            <w:tcMar>
+              <w:top w:w="40" w:type="dxa"/>
+              <w:left w:w="80" w:type="dxa"/>
+              <w:bottom w:w="40" w:type="dxa"/>
+              <w:right w:w="80" w:type="dxa"/>
+            </w:tcMar>
+            <w:shd w:val="clear" w:color="auto" w:fill="F2F6FB"/>
+          </w:tcPr>
+          <w:p>
+            <w:pPr>
+              <w:spacing w:before="20" w:after="20"/>
+            </w:pPr>
+            <w:r/>
+            <w:r>
+              <w:rPr>
+                <w:b w:val="0"/>
+                <w:i w:val="0"/>
+                <w:sz w:val="18"/>
+              </w:rPr>
+              <w:t>Un cuarto color en pantalla para un mensaje que solo informa</w:t>
+            </w:r>
+          </w:p>
+        </w:tc>
+      </w:tr>
+      <w:tr>
+        <w:tc>
+          <w:tcPr>
+            <w:tcW w:type="dxa" w:w="2041"/>
+            <w:tcMar>
+              <w:top w:w="40" w:type="dxa"/>
+              <w:left w:w="80" w:type="dxa"/>
+              <w:bottom w:w="40" w:type="dxa"/>
+              <w:right w:w="80" w:type="dxa"/>
+            </w:tcMar>
+          </w:tcPr>
+          <w:p>
+            <w:pPr>
+              <w:spacing w:before="20" w:after="20"/>
+            </w:pPr>
+            <w:r/>
+            <w:r>
+              <w:rPr>
+                <w:b w:val="0"/>
+                <w:i w:val="0"/>
+                <w:sz w:val="18"/>
+              </w:rPr>
+              <w:t>Secciones del formulario</w:t>
+            </w:r>
+          </w:p>
+        </w:tc>
+        <w:tc>
+          <w:tcPr>
+            <w:tcW w:type="dxa" w:w="3628"/>
+            <w:tcMar>
+              <w:top w:w="40" w:type="dxa"/>
+              <w:left w:w="80" w:type="dxa"/>
+              <w:bottom w:w="40" w:type="dxa"/>
+              <w:right w:w="80" w:type="dxa"/>
+            </w:tcMar>
+          </w:tcPr>
+          <w:p>
+            <w:pPr>
+              <w:spacing w:before="20" w:after="20"/>
+            </w:pPr>
+            <w:r/>
+            <w:r>
+              <w:rPr>
+                <w:b w:val="0"/>
+                <w:i w:val="0"/>
+                <w:sz w:val="18"/>
+              </w:rPr>
+              <w:t>Iconos en azul, verde y violeta</w:t>
+            </w:r>
+          </w:p>
+        </w:tc>
+        <w:tc>
+          <w:tcPr>
+            <w:tcW w:type="dxa" w:w="3628"/>
+            <w:tcMar>
+              <w:top w:w="40" w:type="dxa"/>
+              <w:left w:w="80" w:type="dxa"/>
+              <w:bottom w:w="40" w:type="dxa"/>
+              <w:right w:w="80" w:type="dxa"/>
+            </w:tcMar>
+          </w:tcPr>
+          <w:p>
+            <w:pPr>
+              <w:spacing w:before="20" w:after="20"/>
+            </w:pPr>
+            <w:r/>
+            <w:r>
+              <w:rPr>
+                <w:b w:val="0"/>
+                <w:i w:val="0"/>
+                <w:sz w:val="18"/>
+              </w:rPr>
+              <w:t>Son tres partes del mismo trámite, no tres cosas distintas</w:t>
+            </w:r>
+          </w:p>
+        </w:tc>
+      </w:tr>
+      <w:tr>
+        <w:tc>
+          <w:tcPr>
+            <w:tcW w:type="dxa" w:w="2041"/>
+            <w:tcMar>
+              <w:top w:w="40" w:type="dxa"/>
+              <w:left w:w="80" w:type="dxa"/>
+              <w:bottom w:w="40" w:type="dxa"/>
+              <w:right w:w="80" w:type="dxa"/>
+            </w:tcMar>
+            <w:shd w:val="clear" w:color="auto" w:fill="F2F6FB"/>
+          </w:tcPr>
+          <w:p>
+            <w:pPr>
+              <w:spacing w:before="20" w:after="20"/>
+            </w:pPr>
+            <w:r/>
+            <w:r>
+              <w:rPr>
+                <w:b w:val="0"/>
+                <w:i w:val="0"/>
+                <w:sz w:val="18"/>
+              </w:rPr>
+              <w:t>Botones y títulos</w:t>
+            </w:r>
+          </w:p>
+        </w:tc>
+        <w:tc>
+          <w:tcPr>
+            <w:tcW w:type="dxa" w:w="3628"/>
+            <w:tcMar>
+              <w:top w:w="40" w:type="dxa"/>
+              <w:left w:w="80" w:type="dxa"/>
+              <w:bottom w:w="40" w:type="dxa"/>
+              <w:right w:w="80" w:type="dxa"/>
+            </w:tcMar>
+            <w:shd w:val="clear" w:color="auto" w:fill="F2F6FB"/>
+          </w:tcPr>
+          <w:p>
+            <w:pPr>
+              <w:spacing w:before="20" w:after="20"/>
+            </w:pPr>
+            <w:r/>
+            <w:r>
+              <w:rPr>
+                <w:b w:val="0"/>
+                <w:i w:val="0"/>
+                <w:sz w:val="18"/>
+              </w:rPr>
+              <w:t>Emojis decorativos</w:t>
+            </w:r>
+          </w:p>
+        </w:tc>
+        <w:tc>
+          <w:tcPr>
+            <w:tcW w:type="dxa" w:w="3628"/>
+            <w:tcMar>
+              <w:top w:w="40" w:type="dxa"/>
+              <w:left w:w="80" w:type="dxa"/>
+              <w:bottom w:w="40" w:type="dxa"/>
+              <w:right w:w="80" w:type="dxa"/>
+            </w:tcMar>
+            <w:shd w:val="clear" w:color="auto" w:fill="F2F6FB"/>
+          </w:tcPr>
+          <w:p>
+            <w:pPr>
+              <w:spacing w:before="20" w:after="20"/>
+            </w:pPr>
+            <w:r/>
+            <w:r>
+              <w:rPr>
+                <w:b w:val="0"/>
+                <w:i w:val="0"/>
+                <w:sz w:val="18"/>
+              </w:rPr>
+              <w:t>Restan formalidad; en banca el tono también comunica</w:t>
+            </w:r>
+          </w:p>
+        </w:tc>
+      </w:tr>
+    </w:tbl>
+    <w:p/>
+    <w:p>
+      <w:pPr>
+        <w:spacing w:after="200"/>
+        <w:jc w:val="center"/>
+      </w:pPr>
+      <w:r>
+        <w:rPr>
+          <w:i/>
+          <w:color w:val="6B7280"/>
+          <w:sz w:val="17"/>
+        </w:rPr>
+        <w:t>Tabla 21. Diagnóstico del diseño visual de la primera versión</w:t>
+      </w:r>
+    </w:p>
+    <w:p>
+      <w:pPr>
+        <w:pStyle w:val="Heading2"/>
+      </w:pPr>
+      <w:r>
+        <w:t>16.2 La regla nueva: tres colores</w:t>
       </w:r>
     </w:p>
     <w:tbl>
@@ -19651,7 +20337,7 @@
                 <w:color w:val="1F2937"/>
                 <w:sz w:val="17"/>
               </w:rPr>
-              <w:t>// src/main.jsx</w:t>
+              <w:t>1. Azul corporativo   - identidad, acciones y jerarquia   (una sola familia)</w:t>
             </w:r>
           </w:p>
           <w:p>
@@ -19664,7 +20350,7 @@
                 <w:color w:val="1F2937"/>
                 <w:sz w:val="17"/>
               </w:rPr>
-              <w:t>import '../assets/css/01-reset.css';</w:t>
+              <w:t>2. Gris neutro        - texto, bordes y superficies        (no compite)</w:t>
             </w:r>
           </w:p>
           <w:p>
@@ -19677,72 +20363,7 @@
                 <w:color w:val="1F2937"/>
                 <w:sz w:val="17"/>
               </w:rPr>
-              <w:t>import '../assets/css/02-tokens.css';</w:t>
-            </w:r>
-          </w:p>
-          <w:p>
-            <w:pPr>
-              <w:spacing w:after="0" w:before="0"/>
-            </w:pPr>
-            <w:r>
-              <w:rPr>
-                <w:rFonts w:ascii="Consolas" w:hAnsi="Consolas"/>
-                <w:color w:val="1F2937"/>
-                <w:sz w:val="17"/>
-              </w:rPr>
-              <w:t>import '../assets/css/03-base.css';</w:t>
-            </w:r>
-          </w:p>
-          <w:p>
-            <w:pPr>
-              <w:spacing w:after="0" w:before="0"/>
-            </w:pPr>
-            <w:r>
-              <w:rPr>
-                <w:rFonts w:ascii="Consolas" w:hAnsi="Consolas"/>
-                <w:color w:val="1F2937"/>
-                <w:sz w:val="17"/>
-              </w:rPr>
-              <w:t>import '../assets/css/04-layout.css';</w:t>
-            </w:r>
-          </w:p>
-          <w:p>
-            <w:pPr>
-              <w:spacing w:after="0" w:before="0"/>
-            </w:pPr>
-            <w:r>
-              <w:rPr>
-                <w:rFonts w:ascii="Consolas" w:hAnsi="Consolas"/>
-                <w:color w:val="1F2937"/>
-                <w:sz w:val="17"/>
-              </w:rPr>
-              <w:t>import '../assets/css/05-components.css';</w:t>
-            </w:r>
-          </w:p>
-          <w:p>
-            <w:pPr>
-              <w:spacing w:after="0" w:before="0"/>
-            </w:pPr>
-            <w:r>
-              <w:rPr>
-                <w:rFonts w:ascii="Consolas" w:hAnsi="Consolas"/>
-                <w:color w:val="1F2937"/>
-                <w:sz w:val="17"/>
-              </w:rPr>
-              <w:t>import '../assets/css/06-pages.css';</w:t>
-            </w:r>
-          </w:p>
-          <w:p>
-            <w:pPr>
-              <w:spacing w:after="0" w:before="0"/>
-            </w:pPr>
-            <w:r>
-              <w:rPr>
-                <w:rFonts w:ascii="Consolas" w:hAnsi="Consolas"/>
-                <w:color w:val="1F2937"/>
-                <w:sz w:val="17"/>
-              </w:rPr>
-              <w:t>import '../assets/css/07-responsive.css';</w:t>
+              <w:t>3. Verde desaturado   - SOLO confirmacion de una operacion (nunca decora)</w:t>
             </w:r>
           </w:p>
         </w:tc>
@@ -19759,7 +20380,120 @@
           <w:color w:val="6B7280"/>
           <w:sz w:val="17"/>
         </w:rPr>
-        <w:t>Figura 30. Cascada explícita: reset → tokens → base → layout → componentes → páginas → responsive.</w:t>
+        <w:t>Figura 30. La paleta completa de la aplicación. El rojo queda reservado a los errores de validación.</w:t>
+      </w:r>
+    </w:p>
+    <w:p>
+      <w:pPr>
+        <w:spacing w:after="60"/>
+        <w:ind w:left="454"/>
+        <w:jc w:val="both"/>
+      </w:pPr>
+      <w:r>
+        <w:rPr>
+          <w:b/>
+          <w:color w:val="1D4ED8"/>
+          <w:sz w:val="22"/>
+        </w:rPr>
+        <w:t xml:space="preserve">•  </w:t>
+      </w:r>
+      <w:r>
+        <w:rPr>
+          <w:sz w:val="22"/>
+        </w:rPr>
+        <w:t>El color no es decoración, es información: si no distingue un estado ni marca la acción principal, no entra.</w:t>
+      </w:r>
+    </w:p>
+    <w:p>
+      <w:pPr>
+        <w:spacing w:after="60"/>
+        <w:ind w:left="454"/>
+        <w:jc w:val="both"/>
+      </w:pPr>
+      <w:r>
+        <w:rPr>
+          <w:b/>
+          <w:color w:val="1D4ED8"/>
+          <w:sz w:val="22"/>
+        </w:rPr>
+        <w:t xml:space="preserve">•  </w:t>
+      </w:r>
+      <w:r>
+        <w:rPr>
+          <w:sz w:val="22"/>
+        </w:rPr>
+        <w:t>Una familia y varios tonos: la jerarquía se construye con tonos del mismo azul, no añadiendo colores.</w:t>
+      </w:r>
+    </w:p>
+    <w:p>
+      <w:pPr>
+        <w:spacing w:after="60"/>
+        <w:ind w:left="454"/>
+        <w:jc w:val="both"/>
+      </w:pPr>
+      <w:r>
+        <w:rPr>
+          <w:b/>
+          <w:color w:val="1D4ED8"/>
+          <w:sz w:val="22"/>
+        </w:rPr>
+        <w:t xml:space="preserve">•  </w:t>
+      </w:r>
+      <w:r>
+        <w:rPr>
+          <w:sz w:val="22"/>
+        </w:rPr>
+        <w:t>La superficie es blanca; las tarjetas se separan del fondo con un borde de 1 px y una sombra mínima, no con relleno de color.</w:t>
+      </w:r>
+    </w:p>
+    <w:p>
+      <w:pPr>
+        <w:spacing w:after="60"/>
+        <w:ind w:left="454"/>
+        <w:jc w:val="both"/>
+      </w:pPr>
+      <w:r>
+        <w:rPr>
+          <w:b/>
+          <w:color w:val="1D4ED8"/>
+          <w:sz w:val="22"/>
+        </w:rPr>
+        <w:t xml:space="preserve">•  </w:t>
+      </w:r>
+      <w:r>
+        <w:rPr>
+          <w:sz w:val="22"/>
+        </w:rPr>
+        <w:t>Lo que destaca, destaca por contraste y tamaño: la cuota mensual es la única tarjeta blanca sobre el panel azul.</w:t>
+      </w:r>
+    </w:p>
+    <w:p>
+      <w:pPr>
+        <w:spacing w:after="60"/>
+        <w:ind w:left="454"/>
+        <w:jc w:val="both"/>
+      </w:pPr>
+      <w:r>
+        <w:rPr>
+          <w:b/>
+          <w:color w:val="1D4ED8"/>
+          <w:sz w:val="22"/>
+        </w:rPr>
+        <w:t xml:space="preserve">•  </w:t>
+      </w:r>
+      <w:r>
+        <w:rPr>
+          <w:sz w:val="22"/>
+        </w:rPr>
+        <w:t>Sin emojis decorativos. Se conserva el pictograma del producto, que es un dato del catálogo, pero desaturado.</w:t>
+      </w:r>
+    </w:p>
+    <w:p>
+      <w:pPr>
+        <w:pStyle w:val="Heading2"/>
+      </w:pPr>
+      <w:r>
+        <w:t>16.3 La paleta</w:t>
       </w:r>
     </w:p>
     <w:tbl>
@@ -19780,8 +20514,9 @@
         <w:tblW w:w="9298" w:type="dxa"/>
       </w:tblPr>
       <w:tblGrid>
-        <w:gridCol w:w="2381"/>
-        <w:gridCol w:w="6917"/>
+        <w:gridCol w:w="2494"/>
+        <w:gridCol w:w="1587"/>
+        <w:gridCol w:w="5216"/>
       </w:tblGrid>
       <w:tr>
         <w:trPr>
@@ -19789,7 +20524,7 @@
         </w:trPr>
         <w:tc>
           <w:tcPr>
-            <w:tcW w:type="dxa" w:w="2381"/>
+            <w:tcW w:type="dxa" w:w="2494"/>
             <w:shd w:val="clear" w:color="auto" w:fill="1F3864"/>
             <w:tcMar>
               <w:top w:w="40" w:type="dxa"/>
@@ -19810,13 +20545,13 @@
                 <w:color w:val="FFFFFF"/>
                 <w:sz w:val="18"/>
               </w:rPr>
-              <w:t>Archivo</w:t>
-            </w:r>
-          </w:p>
-        </w:tc>
-        <w:tc>
-          <w:tcPr>
-            <w:tcW w:type="dxa" w:w="6917"/>
+              <w:t>Token</w:t>
+            </w:r>
+          </w:p>
+        </w:tc>
+        <w:tc>
+          <w:tcPr>
+            <w:tcW w:type="dxa" w:w="1587"/>
             <w:shd w:val="clear" w:color="auto" w:fill="1F3864"/>
             <w:tcMar>
               <w:top w:w="40" w:type="dxa"/>
@@ -19837,7 +20572,34 @@
                 <w:color w:val="FFFFFF"/>
                 <w:sz w:val="18"/>
               </w:rPr>
-              <w:t>Contenido</w:t>
+              <w:t>Valor</w:t>
+            </w:r>
+          </w:p>
+        </w:tc>
+        <w:tc>
+          <w:tcPr>
+            <w:tcW w:type="dxa" w:w="5216"/>
+            <w:shd w:val="clear" w:color="auto" w:fill="1F3864"/>
+            <w:tcMar>
+              <w:top w:w="40" w:type="dxa"/>
+              <w:left w:w="80" w:type="dxa"/>
+              <w:bottom w:w="40" w:type="dxa"/>
+              <w:right w:w="80" w:type="dxa"/>
+            </w:tcMar>
+          </w:tcPr>
+          <w:p>
+            <w:pPr>
+              <w:spacing w:before="20" w:after="20"/>
+            </w:pPr>
+            <w:r/>
+            <w:r>
+              <w:rPr>
+                <w:b/>
+                <w:i w:val="0"/>
+                <w:color w:val="FFFFFF"/>
+                <w:sz w:val="18"/>
+              </w:rPr>
+              <w:t>Uso</w:t>
             </w:r>
           </w:p>
         </w:tc>
@@ -19845,51 +20607,76 @@
       <w:tr>
         <w:tc>
           <w:tcPr>
-            <w:tcW w:type="dxa" w:w="2381"/>
-            <w:tcMar>
-              <w:top w:w="40" w:type="dxa"/>
-              <w:left w:w="80" w:type="dxa"/>
-              <w:bottom w:w="40" w:type="dxa"/>
-              <w:right w:w="80" w:type="dxa"/>
-            </w:tcMar>
-          </w:tcPr>
-          <w:p>
-            <w:pPr>
-              <w:spacing w:before="20" w:after="20"/>
-            </w:pPr>
-            <w:r/>
-            <w:r>
-              <w:rPr>
-                <w:b w:val="0"/>
-                <w:i w:val="0"/>
-                <w:sz w:val="18"/>
-              </w:rPr>
-              <w:t>01-reset.css</w:t>
-            </w:r>
-          </w:p>
-        </w:tc>
-        <w:tc>
-          <w:tcPr>
-            <w:tcW w:type="dxa" w:w="6917"/>
-            <w:tcMar>
-              <w:top w:w="40" w:type="dxa"/>
-              <w:left w:w="80" w:type="dxa"/>
-              <w:bottom w:w="40" w:type="dxa"/>
-              <w:right w:w="80" w:type="dxa"/>
-            </w:tcMar>
-          </w:tcPr>
-          <w:p>
-            <w:pPr>
-              <w:spacing w:before="20" w:after="20"/>
-            </w:pPr>
-            <w:r/>
-            <w:r>
-              <w:rPr>
-                <w:b w:val="0"/>
-                <w:i w:val="0"/>
-                <w:sz w:val="18"/>
-              </w:rPr>
-              <w:t>Normalización de márgenes, tipografía y caja</w:t>
+            <w:tcW w:type="dxa" w:w="2494"/>
+            <w:tcMar>
+              <w:top w:w="40" w:type="dxa"/>
+              <w:left w:w="80" w:type="dxa"/>
+              <w:bottom w:w="40" w:type="dxa"/>
+              <w:right w:w="80" w:type="dxa"/>
+            </w:tcMar>
+          </w:tcPr>
+          <w:p>
+            <w:pPr>
+              <w:spacing w:before="20" w:after="20"/>
+            </w:pPr>
+            <w:r/>
+            <w:r>
+              <w:rPr>
+                <w:b w:val="0"/>
+                <w:i w:val="0"/>
+                <w:sz w:val="18"/>
+              </w:rPr>
+              <w:t>--color-blue-50</w:t>
+            </w:r>
+          </w:p>
+        </w:tc>
+        <w:tc>
+          <w:tcPr>
+            <w:tcW w:type="dxa" w:w="1587"/>
+            <w:tcMar>
+              <w:top w:w="40" w:type="dxa"/>
+              <w:left w:w="80" w:type="dxa"/>
+              <w:bottom w:w="40" w:type="dxa"/>
+              <w:right w:w="80" w:type="dxa"/>
+            </w:tcMar>
+          </w:tcPr>
+          <w:p>
+            <w:pPr>
+              <w:spacing w:before="20" w:after="20"/>
+            </w:pPr>
+            <w:r/>
+            <w:r>
+              <w:rPr>
+                <w:b w:val="0"/>
+                <w:i w:val="0"/>
+                <w:sz w:val="18"/>
+              </w:rPr>
+              <w:t>#f4f7fb</w:t>
+            </w:r>
+          </w:p>
+        </w:tc>
+        <w:tc>
+          <w:tcPr>
+            <w:tcW w:type="dxa" w:w="5216"/>
+            <w:tcMar>
+              <w:top w:w="40" w:type="dxa"/>
+              <w:left w:w="80" w:type="dxa"/>
+              <w:bottom w:w="40" w:type="dxa"/>
+              <w:right w:w="80" w:type="dxa"/>
+            </w:tcMar>
+          </w:tcPr>
+          <w:p>
+            <w:pPr>
+              <w:spacing w:before="20" w:after="20"/>
+            </w:pPr>
+            <w:r/>
+            <w:r>
+              <w:rPr>
+                <w:b w:val="0"/>
+                <w:i w:val="0"/>
+                <w:sz w:val="18"/>
+              </w:rPr>
+              <w:t>Avisos, chips y estado activo de navegación</w:t>
             </w:r>
           </w:p>
         </w:tc>
@@ -19897,7 +20684,7 @@
       <w:tr>
         <w:tc>
           <w:tcPr>
-            <w:tcW w:type="dxa" w:w="2381"/>
+            <w:tcW w:type="dxa" w:w="2494"/>
             <w:tcMar>
               <w:top w:w="40" w:type="dxa"/>
               <w:left w:w="80" w:type="dxa"/>
@@ -19917,13 +20704,13 @@
                 <w:i w:val="0"/>
                 <w:sz w:val="18"/>
               </w:rPr>
-              <w:t>02-tokens.css</w:t>
-            </w:r>
-          </w:p>
-        </w:tc>
-        <w:tc>
-          <w:tcPr>
-            <w:tcW w:type="dxa" w:w="6917"/>
+              <w:t>--color-blue-100</w:t>
+            </w:r>
+          </w:p>
+        </w:tc>
+        <w:tc>
+          <w:tcPr>
+            <w:tcW w:type="dxa" w:w="1587"/>
             <w:tcMar>
               <w:top w:w="40" w:type="dxa"/>
               <w:left w:w="80" w:type="dxa"/>
@@ -19943,7 +20730,33 @@
                 <w:i w:val="0"/>
                 <w:sz w:val="18"/>
               </w:rPr>
-              <w:t>Variables de color, espaciado, sombras y las 6 paletas de tema</w:t>
+              <w:t>#e5ecf5</w:t>
+            </w:r>
+          </w:p>
+        </w:tc>
+        <w:tc>
+          <w:tcPr>
+            <w:tcW w:type="dxa" w:w="5216"/>
+            <w:tcMar>
+              <w:top w:w="40" w:type="dxa"/>
+              <w:left w:w="80" w:type="dxa"/>
+              <w:bottom w:w="40" w:type="dxa"/>
+              <w:right w:w="80" w:type="dxa"/>
+            </w:tcMar>
+            <w:shd w:val="clear" w:color="auto" w:fill="F2F6FB"/>
+          </w:tcPr>
+          <w:p>
+            <w:pPr>
+              <w:spacing w:before="20" w:after="20"/>
+            </w:pPr>
+            <w:r/>
+            <w:r>
+              <w:rPr>
+                <w:b w:val="0"/>
+                <w:i w:val="0"/>
+                <w:sz w:val="18"/>
+              </w:rPr>
+              <w:t>Bordes suaves y halo de foco</w:t>
             </w:r>
           </w:p>
         </w:tc>
@@ -19951,51 +20764,76 @@
       <w:tr>
         <w:tc>
           <w:tcPr>
-            <w:tcW w:type="dxa" w:w="2381"/>
-            <w:tcMar>
-              <w:top w:w="40" w:type="dxa"/>
-              <w:left w:w="80" w:type="dxa"/>
-              <w:bottom w:w="40" w:type="dxa"/>
-              <w:right w:w="80" w:type="dxa"/>
-            </w:tcMar>
-          </w:tcPr>
-          <w:p>
-            <w:pPr>
-              <w:spacing w:before="20" w:after="20"/>
-            </w:pPr>
-            <w:r/>
-            <w:r>
-              <w:rPr>
-                <w:b w:val="0"/>
-                <w:i w:val="0"/>
-                <w:sz w:val="18"/>
-              </w:rPr>
-              <w:t>03-base.css</w:t>
-            </w:r>
-          </w:p>
-        </w:tc>
-        <w:tc>
-          <w:tcPr>
-            <w:tcW w:type="dxa" w:w="6917"/>
-            <w:tcMar>
-              <w:top w:w="40" w:type="dxa"/>
-              <w:left w:w="80" w:type="dxa"/>
-              <w:bottom w:w="40" w:type="dxa"/>
-              <w:right w:w="80" w:type="dxa"/>
-            </w:tcMar>
-          </w:tcPr>
-          <w:p>
-            <w:pPr>
-              <w:spacing w:before="20" w:after="20"/>
-            </w:pPr>
-            <w:r/>
-            <w:r>
-              <w:rPr>
-                <w:b w:val="0"/>
-                <w:i w:val="0"/>
-                <w:sz w:val="18"/>
-              </w:rPr>
-              <w:t>Tipografía, enlaces, títulos y controles de formulario</w:t>
+            <w:tcW w:type="dxa" w:w="2494"/>
+            <w:tcMar>
+              <w:top w:w="40" w:type="dxa"/>
+              <w:left w:w="80" w:type="dxa"/>
+              <w:bottom w:w="40" w:type="dxa"/>
+              <w:right w:w="80" w:type="dxa"/>
+            </w:tcMar>
+          </w:tcPr>
+          <w:p>
+            <w:pPr>
+              <w:spacing w:before="20" w:after="20"/>
+            </w:pPr>
+            <w:r/>
+            <w:r>
+              <w:rPr>
+                <w:b w:val="0"/>
+                <w:i w:val="0"/>
+                <w:sz w:val="18"/>
+              </w:rPr>
+              <w:t>--color-blue-200</w:t>
+            </w:r>
+          </w:p>
+        </w:tc>
+        <w:tc>
+          <w:tcPr>
+            <w:tcW w:type="dxa" w:w="1587"/>
+            <w:tcMar>
+              <w:top w:w="40" w:type="dxa"/>
+              <w:left w:w="80" w:type="dxa"/>
+              <w:bottom w:w="40" w:type="dxa"/>
+              <w:right w:w="80" w:type="dxa"/>
+            </w:tcMar>
+          </w:tcPr>
+          <w:p>
+            <w:pPr>
+              <w:spacing w:before="20" w:after="20"/>
+            </w:pPr>
+            <w:r/>
+            <w:r>
+              <w:rPr>
+                <w:b w:val="0"/>
+                <w:i w:val="0"/>
+                <w:sz w:val="18"/>
+              </w:rPr>
+              <w:t>#c7d6e8</w:t>
+            </w:r>
+          </w:p>
+        </w:tc>
+        <w:tc>
+          <w:tcPr>
+            <w:tcW w:type="dxa" w:w="5216"/>
+            <w:tcMar>
+              <w:top w:w="40" w:type="dxa"/>
+              <w:left w:w="80" w:type="dxa"/>
+              <w:bottom w:w="40" w:type="dxa"/>
+              <w:right w:w="80" w:type="dxa"/>
+            </w:tcMar>
+          </w:tcPr>
+          <w:p>
+            <w:pPr>
+              <w:spacing w:before="20" w:after="20"/>
+            </w:pPr>
+            <w:r/>
+            <w:r>
+              <w:rPr>
+                <w:b w:val="0"/>
+                <w:i w:val="0"/>
+                <w:sz w:val="18"/>
+              </w:rPr>
+              <w:t>Texto secundario sobre fondo oscuro</w:t>
             </w:r>
           </w:p>
         </w:tc>
@@ -20003,7 +20841,7 @@
       <w:tr>
         <w:tc>
           <w:tcPr>
-            <w:tcW w:type="dxa" w:w="2381"/>
+            <w:tcW w:type="dxa" w:w="2494"/>
             <w:tcMar>
               <w:top w:w="40" w:type="dxa"/>
               <w:left w:w="80" w:type="dxa"/>
@@ -20023,13 +20861,13 @@
                 <w:i w:val="0"/>
                 <w:sz w:val="18"/>
               </w:rPr>
-              <w:t>04-layout.css</w:t>
-            </w:r>
-          </w:p>
-        </w:tc>
-        <w:tc>
-          <w:tcPr>
-            <w:tcW w:type="dxa" w:w="6917"/>
+              <w:t>--color-blue-500</w:t>
+            </w:r>
+          </w:p>
+        </w:tc>
+        <w:tc>
+          <w:tcPr>
+            <w:tcW w:type="dxa" w:w="1587"/>
             <w:tcMar>
               <w:top w:w="40" w:type="dxa"/>
               <w:left w:w="80" w:type="dxa"/>
@@ -20049,7 +20887,33 @@
                 <w:i w:val="0"/>
                 <w:sz w:val="18"/>
               </w:rPr>
-              <w:t>Contenedores, rejillas y estructura de página</w:t>
+              <w:t>#45648f</w:t>
+            </w:r>
+          </w:p>
+        </w:tc>
+        <w:tc>
+          <w:tcPr>
+            <w:tcW w:type="dxa" w:w="5216"/>
+            <w:tcMar>
+              <w:top w:w="40" w:type="dxa"/>
+              <w:left w:w="80" w:type="dxa"/>
+              <w:bottom w:w="40" w:type="dxa"/>
+              <w:right w:w="80" w:type="dxa"/>
+            </w:tcMar>
+            <w:shd w:val="clear" w:color="auto" w:fill="F2F6FB"/>
+          </w:tcPr>
+          <w:p>
+            <w:pPr>
+              <w:spacing w:before="20" w:after="20"/>
+            </w:pPr>
+            <w:r/>
+            <w:r>
+              <w:rPr>
+                <w:b w:val="0"/>
+                <w:i w:val="0"/>
+                <w:sz w:val="18"/>
+              </w:rPr>
+              <w:t>Segundo tono de la marca y foco de controles</w:t>
             </w:r>
           </w:p>
         </w:tc>
@@ -20057,51 +20921,76 @@
       <w:tr>
         <w:tc>
           <w:tcPr>
-            <w:tcW w:type="dxa" w:w="2381"/>
-            <w:tcMar>
-              <w:top w:w="40" w:type="dxa"/>
-              <w:left w:w="80" w:type="dxa"/>
-              <w:bottom w:w="40" w:type="dxa"/>
-              <w:right w:w="80" w:type="dxa"/>
-            </w:tcMar>
-          </w:tcPr>
-          <w:p>
-            <w:pPr>
-              <w:spacing w:before="20" w:after="20"/>
-            </w:pPr>
-            <w:r/>
-            <w:r>
-              <w:rPr>
-                <w:b w:val="0"/>
-                <w:i w:val="0"/>
-                <w:sz w:val="18"/>
-              </w:rPr>
-              <w:t>05-components.css</w:t>
-            </w:r>
-          </w:p>
-        </w:tc>
-        <w:tc>
-          <w:tcPr>
-            <w:tcW w:type="dxa" w:w="6917"/>
-            <w:tcMar>
-              <w:top w:w="40" w:type="dxa"/>
-              <w:left w:w="80" w:type="dxa"/>
-              <w:bottom w:w="40" w:type="dxa"/>
-              <w:right w:w="80" w:type="dxa"/>
-            </w:tcMar>
-          </w:tcPr>
-          <w:p>
-            <w:pPr>
-              <w:spacing w:before="20" w:after="20"/>
-            </w:pPr>
-            <w:r/>
-            <w:r>
-              <w:rPr>
-                <w:b w:val="0"/>
-                <w:i w:val="0"/>
-                <w:sz w:val="18"/>
-              </w:rPr>
-              <w:t>Tarjetas, botones, campos, avisos, barra y pie</w:t>
+            <w:tcW w:type="dxa" w:w="2494"/>
+            <w:tcMar>
+              <w:top w:w="40" w:type="dxa"/>
+              <w:left w:w="80" w:type="dxa"/>
+              <w:bottom w:w="40" w:type="dxa"/>
+              <w:right w:w="80" w:type="dxa"/>
+            </w:tcMar>
+          </w:tcPr>
+          <w:p>
+            <w:pPr>
+              <w:spacing w:before="20" w:after="20"/>
+            </w:pPr>
+            <w:r/>
+            <w:r>
+              <w:rPr>
+                <w:b w:val="0"/>
+                <w:i w:val="0"/>
+                <w:sz w:val="18"/>
+              </w:rPr>
+              <w:t>--color-blue-700</w:t>
+            </w:r>
+          </w:p>
+        </w:tc>
+        <w:tc>
+          <w:tcPr>
+            <w:tcW w:type="dxa" w:w="1587"/>
+            <w:tcMar>
+              <w:top w:w="40" w:type="dxa"/>
+              <w:left w:w="80" w:type="dxa"/>
+              <w:bottom w:w="40" w:type="dxa"/>
+              <w:right w:w="80" w:type="dxa"/>
+            </w:tcMar>
+          </w:tcPr>
+          <w:p>
+            <w:pPr>
+              <w:spacing w:before="20" w:after="20"/>
+            </w:pPr>
+            <w:r/>
+            <w:r>
+              <w:rPr>
+                <w:b w:val="0"/>
+                <w:i w:val="0"/>
+                <w:sz w:val="18"/>
+              </w:rPr>
+              <w:t>#1f3a5f</w:t>
+            </w:r>
+          </w:p>
+        </w:tc>
+        <w:tc>
+          <w:tcPr>
+            <w:tcW w:type="dxa" w:w="5216"/>
+            <w:tcMar>
+              <w:top w:w="40" w:type="dxa"/>
+              <w:left w:w="80" w:type="dxa"/>
+              <w:bottom w:w="40" w:type="dxa"/>
+              <w:right w:w="80" w:type="dxa"/>
+            </w:tcMar>
+          </w:tcPr>
+          <w:p>
+            <w:pPr>
+              <w:spacing w:before="20" w:after="20"/>
+            </w:pPr>
+            <w:r/>
+            <w:r>
+              <w:rPr>
+                <w:b w:val="0"/>
+                <w:i w:val="0"/>
+                <w:sz w:val="18"/>
+              </w:rPr>
+              <w:t>Color de marca: botones, enlaces y cifras</w:t>
             </w:r>
           </w:p>
         </w:tc>
@@ -20109,7 +20998,7 @@
       <w:tr>
         <w:tc>
           <w:tcPr>
-            <w:tcW w:type="dxa" w:w="2381"/>
+            <w:tcW w:type="dxa" w:w="2494"/>
             <w:tcMar>
               <w:top w:w="40" w:type="dxa"/>
               <w:left w:w="80" w:type="dxa"/>
@@ -20129,13 +21018,13 @@
                 <w:i w:val="0"/>
                 <w:sz w:val="18"/>
               </w:rPr>
-              <w:t>06-pages.css</w:t>
-            </w:r>
-          </w:p>
-        </w:tc>
-        <w:tc>
-          <w:tcPr>
-            <w:tcW w:type="dxa" w:w="6917"/>
+              <w:t>--color-blue-800</w:t>
+            </w:r>
+          </w:p>
+        </w:tc>
+        <w:tc>
+          <w:tcPr>
+            <w:tcW w:type="dxa" w:w="1587"/>
             <w:tcMar>
               <w:top w:w="40" w:type="dxa"/>
               <w:left w:w="80" w:type="dxa"/>
@@ -20155,7 +21044,33 @@
                 <w:i w:val="0"/>
                 <w:sz w:val="18"/>
               </w:rPr>
-              <w:t>Hero, panel del simulador, resultado, tabla y formulario</w:t>
+              <w:t>#182e4c</w:t>
+            </w:r>
+          </w:p>
+        </w:tc>
+        <w:tc>
+          <w:tcPr>
+            <w:tcW w:type="dxa" w:w="5216"/>
+            <w:tcMar>
+              <w:top w:w="40" w:type="dxa"/>
+              <w:left w:w="80" w:type="dxa"/>
+              <w:bottom w:w="40" w:type="dxa"/>
+              <w:right w:w="80" w:type="dxa"/>
+            </w:tcMar>
+            <w:shd w:val="clear" w:color="auto" w:fill="F2F6FB"/>
+          </w:tcPr>
+          <w:p>
+            <w:pPr>
+              <w:spacing w:before="20" w:after="20"/>
+            </w:pPr>
+            <w:r/>
+            <w:r>
+              <w:rPr>
+                <w:b w:val="0"/>
+                <w:i w:val="0"/>
+                <w:sz w:val="18"/>
+              </w:rPr>
+              <w:t>Hover de botones y fondo del banner</w:t>
             </w:r>
           </w:p>
         </w:tc>
@@ -20163,51 +21078,233 @@
       <w:tr>
         <w:tc>
           <w:tcPr>
-            <w:tcW w:type="dxa" w:w="2381"/>
-            <w:tcMar>
-              <w:top w:w="40" w:type="dxa"/>
-              <w:left w:w="80" w:type="dxa"/>
-              <w:bottom w:w="40" w:type="dxa"/>
-              <w:right w:w="80" w:type="dxa"/>
-            </w:tcMar>
-          </w:tcPr>
-          <w:p>
-            <w:pPr>
-              <w:spacing w:before="20" w:after="20"/>
-            </w:pPr>
-            <w:r/>
-            <w:r>
-              <w:rPr>
-                <w:b w:val="0"/>
-                <w:i w:val="0"/>
-                <w:sz w:val="18"/>
-              </w:rPr>
-              <w:t>07-responsive.css</w:t>
-            </w:r>
-          </w:p>
-        </w:tc>
-        <w:tc>
-          <w:tcPr>
-            <w:tcW w:type="dxa" w:w="6917"/>
-            <w:tcMar>
-              <w:top w:w="40" w:type="dxa"/>
-              <w:left w:w="80" w:type="dxa"/>
-              <w:bottom w:w="40" w:type="dxa"/>
-              <w:right w:w="80" w:type="dxa"/>
-            </w:tcMar>
-          </w:tcPr>
-          <w:p>
-            <w:pPr>
-              <w:spacing w:before="20" w:after="20"/>
-            </w:pPr>
-            <w:r/>
-            <w:r>
-              <w:rPr>
-                <w:b w:val="0"/>
-                <w:i w:val="0"/>
-                <w:sz w:val="18"/>
-              </w:rPr>
-              <w:t>Puntos de quiebre móvil, tableta y escritorio</w:t>
+            <w:tcW w:type="dxa" w:w="2494"/>
+            <w:tcMar>
+              <w:top w:w="40" w:type="dxa"/>
+              <w:left w:w="80" w:type="dxa"/>
+              <w:bottom w:w="40" w:type="dxa"/>
+              <w:right w:w="80" w:type="dxa"/>
+            </w:tcMar>
+          </w:tcPr>
+          <w:p>
+            <w:pPr>
+              <w:spacing w:before="20" w:after="20"/>
+            </w:pPr>
+            <w:r/>
+            <w:r>
+              <w:rPr>
+                <w:b w:val="0"/>
+                <w:i w:val="0"/>
+                <w:sz w:val="18"/>
+              </w:rPr>
+              <w:t>--color-blue-900</w:t>
+            </w:r>
+          </w:p>
+        </w:tc>
+        <w:tc>
+          <w:tcPr>
+            <w:tcW w:type="dxa" w:w="1587"/>
+            <w:tcMar>
+              <w:top w:w="40" w:type="dxa"/>
+              <w:left w:w="80" w:type="dxa"/>
+              <w:bottom w:w="40" w:type="dxa"/>
+              <w:right w:w="80" w:type="dxa"/>
+            </w:tcMar>
+          </w:tcPr>
+          <w:p>
+            <w:pPr>
+              <w:spacing w:before="20" w:after="20"/>
+            </w:pPr>
+            <w:r/>
+            <w:r>
+              <w:rPr>
+                <w:b w:val="0"/>
+                <w:i w:val="0"/>
+                <w:sz w:val="18"/>
+              </w:rPr>
+              <w:t>#101f35</w:t>
+            </w:r>
+          </w:p>
+        </w:tc>
+        <w:tc>
+          <w:tcPr>
+            <w:tcW w:type="dxa" w:w="5216"/>
+            <w:tcMar>
+              <w:top w:w="40" w:type="dxa"/>
+              <w:left w:w="80" w:type="dxa"/>
+              <w:bottom w:w="40" w:type="dxa"/>
+              <w:right w:w="80" w:type="dxa"/>
+            </w:tcMar>
+          </w:tcPr>
+          <w:p>
+            <w:pPr>
+              <w:spacing w:before="20" w:after="20"/>
+            </w:pPr>
+            <w:r/>
+            <w:r>
+              <w:rPr>
+                <w:b w:val="0"/>
+                <w:i w:val="0"/>
+                <w:sz w:val="18"/>
+              </w:rPr>
+              <w:t>Pie de página y base del degradado</w:t>
+            </w:r>
+          </w:p>
+        </w:tc>
+      </w:tr>
+      <w:tr>
+        <w:tc>
+          <w:tcPr>
+            <w:tcW w:type="dxa" w:w="2494"/>
+            <w:tcMar>
+              <w:top w:w="40" w:type="dxa"/>
+              <w:left w:w="80" w:type="dxa"/>
+              <w:bottom w:w="40" w:type="dxa"/>
+              <w:right w:w="80" w:type="dxa"/>
+            </w:tcMar>
+            <w:shd w:val="clear" w:color="auto" w:fill="F2F6FB"/>
+          </w:tcPr>
+          <w:p>
+            <w:pPr>
+              <w:spacing w:before="20" w:after="20"/>
+            </w:pPr>
+            <w:r/>
+            <w:r>
+              <w:rPr>
+                <w:b w:val="0"/>
+                <w:i w:val="0"/>
+                <w:sz w:val="18"/>
+              </w:rPr>
+              <w:t>--success</w:t>
+            </w:r>
+          </w:p>
+        </w:tc>
+        <w:tc>
+          <w:tcPr>
+            <w:tcW w:type="dxa" w:w="1587"/>
+            <w:tcMar>
+              <w:top w:w="40" w:type="dxa"/>
+              <w:left w:w="80" w:type="dxa"/>
+              <w:bottom w:w="40" w:type="dxa"/>
+              <w:right w:w="80" w:type="dxa"/>
+            </w:tcMar>
+            <w:shd w:val="clear" w:color="auto" w:fill="F2F6FB"/>
+          </w:tcPr>
+          <w:p>
+            <w:pPr>
+              <w:spacing w:before="20" w:after="20"/>
+            </w:pPr>
+            <w:r/>
+            <w:r>
+              <w:rPr>
+                <w:b w:val="0"/>
+                <w:i w:val="0"/>
+                <w:sz w:val="18"/>
+              </w:rPr>
+              <w:t>#1f6654</w:t>
+            </w:r>
+          </w:p>
+        </w:tc>
+        <w:tc>
+          <w:tcPr>
+            <w:tcW w:type="dxa" w:w="5216"/>
+            <w:tcMar>
+              <w:top w:w="40" w:type="dxa"/>
+              <w:left w:w="80" w:type="dxa"/>
+              <w:bottom w:w="40" w:type="dxa"/>
+              <w:right w:w="80" w:type="dxa"/>
+            </w:tcMar>
+            <w:shd w:val="clear" w:color="auto" w:fill="F2F6FB"/>
+          </w:tcPr>
+          <w:p>
+            <w:pPr>
+              <w:spacing w:before="20" w:after="20"/>
+            </w:pPr>
+            <w:r/>
+            <w:r>
+              <w:rPr>
+                <w:b w:val="0"/>
+                <w:i w:val="0"/>
+                <w:sz w:val="18"/>
+              </w:rPr>
+              <w:t>Un único uso: borde del aviso de éxito</w:t>
+            </w:r>
+          </w:p>
+        </w:tc>
+      </w:tr>
+      <w:tr>
+        <w:tc>
+          <w:tcPr>
+            <w:tcW w:type="dxa" w:w="2494"/>
+            <w:tcMar>
+              <w:top w:w="40" w:type="dxa"/>
+              <w:left w:w="80" w:type="dxa"/>
+              <w:bottom w:w="40" w:type="dxa"/>
+              <w:right w:w="80" w:type="dxa"/>
+            </w:tcMar>
+          </w:tcPr>
+          <w:p>
+            <w:pPr>
+              <w:spacing w:before="20" w:after="20"/>
+            </w:pPr>
+            <w:r/>
+            <w:r>
+              <w:rPr>
+                <w:b w:val="0"/>
+                <w:i w:val="0"/>
+                <w:sz w:val="18"/>
+              </w:rPr>
+              <w:t>Grises 50–900</w:t>
+            </w:r>
+          </w:p>
+        </w:tc>
+        <w:tc>
+          <w:tcPr>
+            <w:tcW w:type="dxa" w:w="1587"/>
+            <w:tcMar>
+              <w:top w:w="40" w:type="dxa"/>
+              <w:left w:w="80" w:type="dxa"/>
+              <w:bottom w:w="40" w:type="dxa"/>
+              <w:right w:w="80" w:type="dxa"/>
+            </w:tcMar>
+          </w:tcPr>
+          <w:p>
+            <w:pPr>
+              <w:spacing w:before="20" w:after="20"/>
+            </w:pPr>
+            <w:r/>
+            <w:r>
+              <w:rPr>
+                <w:b w:val="0"/>
+                <w:i w:val="0"/>
+                <w:sz w:val="18"/>
+              </w:rPr>
+              <w:t>#f9fafb…#111827</w:t>
+            </w:r>
+          </w:p>
+        </w:tc>
+        <w:tc>
+          <w:tcPr>
+            <w:tcW w:type="dxa" w:w="5216"/>
+            <w:tcMar>
+              <w:top w:w="40" w:type="dxa"/>
+              <w:left w:w="80" w:type="dxa"/>
+              <w:bottom w:w="40" w:type="dxa"/>
+              <w:right w:w="80" w:type="dxa"/>
+            </w:tcMar>
+          </w:tcPr>
+          <w:p>
+            <w:pPr>
+              <w:spacing w:before="20" w:after="20"/>
+            </w:pPr>
+            <w:r/>
+            <w:r>
+              <w:rPr>
+                <w:b w:val="0"/>
+                <w:i w:val="0"/>
+                <w:sz w:val="18"/>
+              </w:rPr>
+              <w:t>Texto, bordes y superficies</w:t>
             </w:r>
           </w:p>
         </w:tc>
@@ -20225,7 +21322,15 @@
           <w:color w:val="6B7280"/>
           <w:sz w:val="17"/>
         </w:rPr>
-        <w:t>Tabla 21. Los siete archivos de estilos, reutilizados de la Actividad 1</w:t>
+        <w:t>Tabla 22. Paleta corporativa definida en assets/css/02-tokens.css</w:t>
+      </w:r>
+    </w:p>
+    <w:p>
+      <w:pPr>
+        <w:pStyle w:val="Heading2"/>
+      </w:pPr>
+      <w:r>
+        <w:t>16.4 Los seis temas de producto, resueltos al mismo azul</w:t>
       </w:r>
     </w:p>
     <w:p>
@@ -20239,7 +21344,296 @@
           <w:i w:val="0"/>
           <w:sz w:val="22"/>
         </w:rPr>
-        <w:t>Que el diseño se conserve sin tocar el CSS no es casualidad: los componentes de React reproducen las mismas clases y la misma estructura de marcado que las plantillas de la Actividad 1. Fue una decisión deliberada, y evitó rehacer el trabajo de maquetación y de responsive ya evaluado.</w:t>
+        <w:t>Aquí el rediseño se cruza con la arquitectura. La entidad CreditProduct tiene un value object ProductTheme con seis paletas válidas, porque el tema es un atributo del producto: así viene del catálogo y así se valida en el dominio. Cómo se pinta ese atributo, en cambio, es una decisión de presentación.</w:t>
+      </w:r>
+    </w:p>
+    <w:tbl>
+      <w:tblPr>
+        <w:tblW w:type="auto" w:w="0"/>
+        <w:jc w:val="center"/>
+        <w:tblLook w:firstColumn="1" w:firstRow="1" w:lastColumn="0" w:lastRow="0" w:noHBand="0" w:noVBand="1" w:val="04A0"/>
+        <w:tblBorders>
+          <w:top w:val="single" w:sz="4" w:space="0" w:color="D1D5DB"/>
+          <w:left w:val="single" w:sz="4" w:space="0" w:color="D1D5DB"/>
+          <w:bottom w:val="single" w:sz="4" w:space="0" w:color="D1D5DB"/>
+          <w:right w:val="single" w:sz="4" w:space="0" w:color="D1D5DB"/>
+          <w:insideH w:val="single" w:sz="4" w:space="0" w:color="D1D5DB"/>
+          <w:insideV w:val="single" w:sz="4" w:space="0" w:color="D1D5DB"/>
+        </w:tblBorders>
+      </w:tblPr>
+      <w:tblGrid>
+        <w:gridCol w:w="9360"/>
+      </w:tblGrid>
+      <w:tr>
+        <w:trPr>
+          <w:cantSplit w:val="true"/>
+        </w:trPr>
+        <w:tc>
+          <w:tcPr>
+            <w:tcW w:type="dxa" w:w="9360"/>
+            <w:shd w:val="clear" w:color="auto" w:fill="F3F4F6"/>
+            <w:tcMar>
+              <w:top w:w="80" w:type="dxa"/>
+              <w:left w:w="140" w:type="dxa"/>
+              <w:bottom w:w="80" w:type="dxa"/>
+              <w:right w:w="140" w:type="dxa"/>
+            </w:tcMar>
+          </w:tcPr>
+          <w:p>
+            <w:pPr>
+              <w:spacing w:after="0" w:before="0"/>
+            </w:pPr>
+            <w:r/>
+            <w:r>
+              <w:rPr>
+                <w:rFonts w:ascii="Consolas" w:hAnsi="Consolas"/>
+                <w:color w:val="1F2937"/>
+                <w:sz w:val="17"/>
+              </w:rPr>
+              <w:t>/* assets/css/02-tokens.css */</w:t>
+            </w:r>
+          </w:p>
+          <w:p>
+            <w:pPr>
+              <w:spacing w:after="0" w:before="0"/>
+            </w:pPr>
+            <w:r>
+              <w:rPr>
+                <w:rFonts w:ascii="Consolas" w:hAnsi="Consolas"/>
+                <w:color w:val="1F2937"/>
+                <w:sz w:val="17"/>
+              </w:rPr>
+              <w:t>.theme-blue,</w:t>
+            </w:r>
+          </w:p>
+          <w:p>
+            <w:pPr>
+              <w:spacing w:after="0" w:before="0"/>
+            </w:pPr>
+            <w:r>
+              <w:rPr>
+                <w:rFonts w:ascii="Consolas" w:hAnsi="Consolas"/>
+                <w:color w:val="1F2937"/>
+                <w:sz w:val="17"/>
+              </w:rPr>
+              <w:t>.theme-emerald,</w:t>
+            </w:r>
+          </w:p>
+          <w:p>
+            <w:pPr>
+              <w:spacing w:after="0" w:before="0"/>
+            </w:pPr>
+            <w:r>
+              <w:rPr>
+                <w:rFonts w:ascii="Consolas" w:hAnsi="Consolas"/>
+                <w:color w:val="1F2937"/>
+                <w:sz w:val="17"/>
+              </w:rPr>
+              <w:t>.theme-violet,</w:t>
+            </w:r>
+          </w:p>
+          <w:p>
+            <w:pPr>
+              <w:spacing w:after="0" w:before="0"/>
+            </w:pPr>
+            <w:r>
+              <w:rPr>
+                <w:rFonts w:ascii="Consolas" w:hAnsi="Consolas"/>
+                <w:color w:val="1F2937"/>
+                <w:sz w:val="17"/>
+              </w:rPr>
+              <w:t>.theme-amber,</w:t>
+            </w:r>
+          </w:p>
+          <w:p>
+            <w:pPr>
+              <w:spacing w:after="0" w:before="0"/>
+            </w:pPr>
+            <w:r>
+              <w:rPr>
+                <w:rFonts w:ascii="Consolas" w:hAnsi="Consolas"/>
+                <w:color w:val="1F2937"/>
+                <w:sz w:val="17"/>
+              </w:rPr>
+              <w:t>.theme-rose,</w:t>
+            </w:r>
+          </w:p>
+          <w:p>
+            <w:pPr>
+              <w:spacing w:after="0" w:before="0"/>
+            </w:pPr>
+            <w:r>
+              <w:rPr>
+                <w:rFonts w:ascii="Consolas" w:hAnsi="Consolas"/>
+                <w:color w:val="1F2937"/>
+                <w:sz w:val="17"/>
+              </w:rPr>
+              <w:t>.theme-teal {</w:t>
+            </w:r>
+          </w:p>
+          <w:p>
+            <w:pPr>
+              <w:spacing w:after="0" w:before="0"/>
+            </w:pPr>
+            <w:r>
+              <w:rPr>
+                <w:rFonts w:ascii="Consolas" w:hAnsi="Consolas"/>
+                <w:color w:val="1F2937"/>
+                <w:sz w:val="17"/>
+              </w:rPr>
+              <w:t xml:space="preserve">  --product-chip-bg: var(--color-blue-50);</w:t>
+            </w:r>
+          </w:p>
+          <w:p>
+            <w:pPr>
+              <w:spacing w:after="0" w:before="0"/>
+            </w:pPr>
+            <w:r>
+              <w:rPr>
+                <w:rFonts w:ascii="Consolas" w:hAnsi="Consolas"/>
+                <w:color w:val="1F2937"/>
+                <w:sz w:val="17"/>
+              </w:rPr>
+              <w:t xml:space="preserve">  --product-accent:  var(--color-blue-700);</w:t>
+            </w:r>
+          </w:p>
+          <w:p>
+            <w:pPr>
+              <w:spacing w:after="0" w:before="0"/>
+            </w:pPr>
+            <w:r>
+              <w:rPr>
+                <w:rFonts w:ascii="Consolas" w:hAnsi="Consolas"/>
+                <w:color w:val="1F2937"/>
+                <w:sz w:val="17"/>
+              </w:rPr>
+              <w:t xml:space="preserve">  --product-badge-bg: var(--color-blue-50);</w:t>
+            </w:r>
+          </w:p>
+          <w:p>
+            <w:pPr>
+              <w:spacing w:after="0" w:before="0"/>
+            </w:pPr>
+            <w:r>
+              <w:rPr>
+                <w:rFonts w:ascii="Consolas" w:hAnsi="Consolas"/>
+                <w:color w:val="1F2937"/>
+                <w:sz w:val="17"/>
+              </w:rPr>
+              <w:t xml:space="preserve">  --product-badge-fg: var(--color-blue-700);</w:t>
+            </w:r>
+          </w:p>
+          <w:p>
+            <w:pPr>
+              <w:spacing w:after="0" w:before="0"/>
+            </w:pPr>
+            <w:r>
+              <w:rPr>
+                <w:rFonts w:ascii="Consolas" w:hAnsi="Consolas"/>
+                <w:color w:val="1F2937"/>
+                <w:sz w:val="17"/>
+              </w:rPr>
+              <w:t>}</w:t>
+            </w:r>
+          </w:p>
+        </w:tc>
+      </w:tr>
+    </w:tbl>
+    <w:p>
+      <w:pPr>
+        <w:spacing w:after="200"/>
+        <w:jc w:val="center"/>
+      </w:pPr>
+      <w:r>
+        <w:rPr>
+          <w:i/>
+          <w:color w:val="6B7280"/>
+          <w:sz w:val="17"/>
+        </w:rPr>
+        <w:t>Figura 31. Seis selectores en el archivo de tokens: eso es todo el cambio.</w:t>
+      </w:r>
+    </w:p>
+    <w:tbl>
+      <w:tblPr>
+        <w:tblW w:type="auto" w:w="0"/>
+        <w:jc w:val="center"/>
+        <w:tblLook w:firstColumn="1" w:firstRow="1" w:lastColumn="0" w:lastRow="0" w:noHBand="0" w:noVBand="1" w:val="04A0"/>
+        <w:tblBorders>
+          <w:top w:val="single" w:sz="8" w:space="0" w:color="1D4ED8"/>
+          <w:left w:val="single" w:sz="8" w:space="0" w:color="1D4ED8"/>
+          <w:bottom w:val="single" w:sz="8" w:space="0" w:color="1D4ED8"/>
+          <w:right w:val="single" w:sz="8" w:space="0" w:color="1D4ED8"/>
+          <w:insideH w:val="single" w:sz="8" w:space="0" w:color="1D4ED8"/>
+          <w:insideV w:val="single" w:sz="8" w:space="0" w:color="1D4ED8"/>
+        </w:tblBorders>
+      </w:tblPr>
+      <w:tblGrid>
+        <w:gridCol w:w="9360"/>
+      </w:tblGrid>
+      <w:tr>
+        <w:trPr>
+          <w:cantSplit w:val="true"/>
+        </w:trPr>
+        <w:tc>
+          <w:tcPr>
+            <w:tcW w:type="dxa" w:w="9360"/>
+            <w:shd w:val="clear" w:color="auto" w:fill="EFF6FF"/>
+            <w:tcMar>
+              <w:top w:w="100" w:type="dxa"/>
+              <w:left w:w="140" w:type="dxa"/>
+              <w:bottom w:w="100" w:type="dxa"/>
+              <w:right w:w="140" w:type="dxa"/>
+            </w:tcMar>
+          </w:tcPr>
+          <w:p>
+            <w:pPr>
+              <w:spacing w:after="40"/>
+            </w:pPr>
+            <w:r/>
+            <w:r>
+              <w:rPr>
+                <w:b/>
+                <w:color w:val="1D4ED8"/>
+                <w:sz w:val="20"/>
+              </w:rPr>
+              <w:t>i  Por qué esto importa para la arquitectura</w:t>
+            </w:r>
+          </w:p>
+          <w:p>
+            <w:pPr>
+              <w:jc w:val="left"/>
+            </w:pPr>
+            <w:r>
+              <w:rPr>
+                <w:sz w:val="19"/>
+              </w:rPr>
+              <w:t>El rediseño completo no tocó el dominio, ni un caso de uso, ni un componente: son cinco archivos CSS y la retirada de los emojis del marcado. Si mañana el negocio quiere volver a distinguir productos por color, o marcar solo el producto en promoción, el cambio vuelve a ser ese mismo bloque de tokens. La decisión vive donde corresponde tomarla.</w:t>
+            </w:r>
+          </w:p>
+        </w:tc>
+      </w:tr>
+    </w:tbl>
+    <w:p/>
+    <w:p>
+      <w:pPr>
+        <w:spacing w:after="160"/>
+        <w:jc w:val="both"/>
+      </w:pPr>
+      <w:r>
+        <w:rPr>
+          <w:b w:val="0"/>
+          <w:i w:val="0"/>
+          <w:sz w:val="22"/>
+        </w:rPr>
+        <w:t>Los productos siguen siendo distinguibles: por su nombre, su pictograma, su tasa y su rango de montos. El color no aportaba nada que no dijera ya el texto.</w:t>
+      </w:r>
+    </w:p>
+    <w:p>
+      <w:pPr>
+        <w:pStyle w:val="Heading2"/>
+      </w:pPr>
+      <w:r>
+        <w:t>16.5 Antes y después</w:t>
       </w:r>
     </w:p>
     <w:p>
@@ -20250,7 +21644,7 @@
       <w:r>
         <w:drawing>
           <wp:inline xmlns:a="http://schemas.openxmlformats.org/drawingml/2006/main" xmlns:pic="http://schemas.openxmlformats.org/drawingml/2006/picture">
-            <wp:extent cx="5580000" cy="2790000"/>
+            <wp:extent cx="5400000" cy="2700000"/>
             <wp:docPr id="9" name="Picture 9"/>
             <wp:cNvGraphicFramePr>
               <a:graphicFrameLocks noChangeAspect="1"/>
@@ -20259,7 +21653,7 @@
               <a:graphicData uri="http://schemas.openxmlformats.org/drawingml/2006/picture">
                 <pic:pic>
                   <pic:nvPicPr>
-                    <pic:cNvPr id="0" name="captura-01-catalogo.jpg"/>
+                    <pic:cNvPr id="0" name="antes-01-catalogo.jpg"/>
                     <pic:cNvPicPr/>
                   </pic:nvPicPr>
                   <pic:blipFill>
@@ -20271,7 +21665,7 @@
                   <pic:spPr>
                     <a:xfrm>
                       <a:off x="0" y="0"/>
-                      <a:ext cx="5580000" cy="2790000"/>
+                      <a:ext cx="5400000" cy="2700000"/>
                     </a:xfrm>
                     <a:prstGeom prst="rect"/>
                   </pic:spPr>
@@ -20293,12 +21687,2215 @@
           <w:color w:val="6B7280"/>
           <w:sz w:val="17"/>
         </w:rPr>
-        <w:t>Figura 31. Catálogo en React con el mismo diseño de la Actividad 1: hero, rejilla de productos y tarjetas con tema por producto.</w:t>
+        <w:t>Figura 32. ANTES — Catálogo: banner con acento y botón verdes, y seis cabeceras de tarjeta con degradados de colores distintos.</w:t>
       </w:r>
     </w:p>
     <w:p>
+      <w:pPr>
+        <w:spacing w:before="120" w:after="40"/>
+        <w:jc w:val="center"/>
+      </w:pPr>
       <w:r>
-        <w:br w:type="page"/>
+        <w:drawing>
+          <wp:inline xmlns:a="http://schemas.openxmlformats.org/drawingml/2006/main" xmlns:pic="http://schemas.openxmlformats.org/drawingml/2006/picture">
+            <wp:extent cx="5400000" cy="3375000"/>
+            <wp:docPr id="10" name="Picture 10"/>
+            <wp:cNvGraphicFramePr>
+              <a:graphicFrameLocks noChangeAspect="1"/>
+            </wp:cNvGraphicFramePr>
+            <a:graphic>
+              <a:graphicData uri="http://schemas.openxmlformats.org/drawingml/2006/picture">
+                <pic:pic>
+                  <pic:nvPicPr>
+                    <pic:cNvPr id="0" name="captura-01-catalogo.jpg"/>
+                    <pic:cNvPicPr/>
+                  </pic:nvPicPr>
+                  <pic:blipFill>
+                    <a:blip r:embed="rId20"/>
+                    <a:stretch>
+                      <a:fillRect/>
+                    </a:stretch>
+                  </pic:blipFill>
+                  <pic:spPr>
+                    <a:xfrm>
+                      <a:off x="0" y="0"/>
+                      <a:ext cx="5400000" cy="3375000"/>
+                    </a:xfrm>
+                    <a:prstGeom prst="rect"/>
+                  </pic:spPr>
+                </pic:pic>
+              </a:graphicData>
+            </a:graphic>
+          </wp:inline>
+        </w:drawing>
+      </w:r>
+    </w:p>
+    <w:p>
+      <w:pPr>
+        <w:spacing w:after="200"/>
+        <w:jc w:val="center"/>
+      </w:pPr>
+      <w:r>
+        <w:rPr>
+          <w:i/>
+          <w:color w:val="6B7280"/>
+          <w:sz w:val="17"/>
+        </w:rPr>
+        <w:t>Figura 33. DESPUÉS — Catálogo: un solo azul en dos tonos, botón blanco como única llamada a la acción, tarjetas blancas con filete superior azul y pictograma en chip neutro.</w:t>
+      </w:r>
+    </w:p>
+    <w:p>
+      <w:pPr>
+        <w:spacing w:before="120" w:after="40"/>
+        <w:jc w:val="center"/>
+      </w:pPr>
+      <w:r>
+        <w:drawing>
+          <wp:inline xmlns:a="http://schemas.openxmlformats.org/drawingml/2006/main" xmlns:pic="http://schemas.openxmlformats.org/drawingml/2006/picture">
+            <wp:extent cx="5400000" cy="2700000"/>
+            <wp:docPr id="11" name="Picture 11"/>
+            <wp:cNvGraphicFramePr>
+              <a:graphicFrameLocks noChangeAspect="1"/>
+            </wp:cNvGraphicFramePr>
+            <a:graphic>
+              <a:graphicData uri="http://schemas.openxmlformats.org/drawingml/2006/picture">
+                <pic:pic>
+                  <pic:nvPicPr>
+                    <pic:cNvPr id="0" name="antes-02-simulador.jpg"/>
+                    <pic:cNvPicPr/>
+                  </pic:nvPicPr>
+                  <pic:blipFill>
+                    <a:blip r:embed="rId21"/>
+                    <a:stretch>
+                      <a:fillRect/>
+                    </a:stretch>
+                  </pic:blipFill>
+                  <pic:spPr>
+                    <a:xfrm>
+                      <a:off x="0" y="0"/>
+                      <a:ext cx="5400000" cy="2700000"/>
+                    </a:xfrm>
+                    <a:prstGeom prst="rect"/>
+                  </pic:spPr>
+                </pic:pic>
+              </a:graphicData>
+            </a:graphic>
+          </wp:inline>
+        </w:drawing>
+      </w:r>
+    </w:p>
+    <w:p>
+      <w:pPr>
+        <w:spacing w:after="200"/>
+        <w:jc w:val="center"/>
+      </w:pPr>
+      <w:r>
+        <w:rPr>
+          <w:i/>
+          <w:color w:val="6B7280"/>
+          <w:sz w:val="17"/>
+        </w:rPr>
+        <w:t>Figura 34. ANTES — Simulador: el panel de resultado tomaba el degradado del producto simulado, así que cambiaba de color en cada simulación.</w:t>
+      </w:r>
+    </w:p>
+    <w:p>
+      <w:pPr>
+        <w:spacing w:before="120" w:after="40"/>
+        <w:jc w:val="center"/>
+      </w:pPr>
+      <w:r>
+        <w:drawing>
+          <wp:inline xmlns:a="http://schemas.openxmlformats.org/drawingml/2006/main" xmlns:pic="http://schemas.openxmlformats.org/drawingml/2006/picture">
+            <wp:extent cx="5400000" cy="3375000"/>
+            <wp:docPr id="12" name="Picture 12"/>
+            <wp:cNvGraphicFramePr>
+              <a:graphicFrameLocks noChangeAspect="1"/>
+            </wp:cNvGraphicFramePr>
+            <a:graphic>
+              <a:graphicData uri="http://schemas.openxmlformats.org/drawingml/2006/picture">
+                <pic:pic>
+                  <pic:nvPicPr>
+                    <pic:cNvPr id="0" name="captura-02-simulador.jpg"/>
+                    <pic:cNvPicPr/>
+                  </pic:nvPicPr>
+                  <pic:blipFill>
+                    <a:blip r:embed="rId14"/>
+                    <a:stretch>
+                      <a:fillRect/>
+                    </a:stretch>
+                  </pic:blipFill>
+                  <pic:spPr>
+                    <a:xfrm>
+                      <a:off x="0" y="0"/>
+                      <a:ext cx="5400000" cy="3375000"/>
+                    </a:xfrm>
+                    <a:prstGeom prst="rect"/>
+                  </pic:spPr>
+                </pic:pic>
+              </a:graphicData>
+            </a:graphic>
+          </wp:inline>
+        </w:drawing>
+      </w:r>
+    </w:p>
+    <w:p>
+      <w:pPr>
+        <w:spacing w:after="200"/>
+        <w:jc w:val="center"/>
+      </w:pPr>
+      <w:r>
+        <w:rPr>
+          <w:i/>
+          <w:color w:val="6B7280"/>
+          <w:sz w:val="17"/>
+        </w:rPr>
+        <w:t>Figura 35. DESPUÉS — Simulador: panel azul corporativo estable y la cuota mensual destacada en blanco, que es el dato que el usuario vino a buscar.</w:t>
+      </w:r>
+    </w:p>
+    <w:p>
+      <w:pPr>
+        <w:pStyle w:val="Heading2"/>
+      </w:pPr>
+      <w:r>
+        <w:t>16.6 Cambios concretos</w:t>
+      </w:r>
+    </w:p>
+    <w:tbl>
+      <w:tblPr>
+        <w:tblW w:type="auto" w:w="0"/>
+        <w:jc w:val="center"/>
+        <w:tblLayout w:type="fixed"/>
+        <w:tblLook w:firstColumn="1" w:firstRow="1" w:lastColumn="0" w:lastRow="0" w:noHBand="0" w:noVBand="1" w:val="04A0"/>
+        <w:tblBorders>
+          <w:top w:val="single" w:sz="4" w:space="0" w:color="7F7F7F"/>
+          <w:left w:val="single" w:sz="4" w:space="0" w:color="7F7F7F"/>
+          <w:bottom w:val="single" w:sz="4" w:space="0" w:color="7F7F7F"/>
+          <w:right w:val="single" w:sz="4" w:space="0" w:color="7F7F7F"/>
+          <w:insideH w:val="single" w:sz="4" w:space="0" w:color="7F7F7F"/>
+          <w:insideV w:val="single" w:sz="4" w:space="0" w:color="7F7F7F"/>
+        </w:tblBorders>
+        <w:tblLayout w:type="fixed"/>
+        <w:tblW w:w="9298" w:type="dxa"/>
+      </w:tblPr>
+      <w:tblGrid>
+        <w:gridCol w:w="2268"/>
+        <w:gridCol w:w="3061"/>
+        <w:gridCol w:w="3969"/>
+      </w:tblGrid>
+      <w:tr>
+        <w:trPr>
+          <w:tblHeader w:val="true"/>
+        </w:trPr>
+        <w:tc>
+          <w:tcPr>
+            <w:tcW w:type="dxa" w:w="2268"/>
+            <w:shd w:val="clear" w:color="auto" w:fill="1F3864"/>
+            <w:tcMar>
+              <w:top w:w="40" w:type="dxa"/>
+              <w:left w:w="80" w:type="dxa"/>
+              <w:bottom w:w="40" w:type="dxa"/>
+              <w:right w:w="80" w:type="dxa"/>
+            </w:tcMar>
+          </w:tcPr>
+          <w:p>
+            <w:pPr>
+              <w:spacing w:before="20" w:after="20"/>
+            </w:pPr>
+            <w:r/>
+            <w:r>
+              <w:rPr>
+                <w:b/>
+                <w:i w:val="0"/>
+                <w:color w:val="FFFFFF"/>
+                <w:sz w:val="18"/>
+              </w:rPr>
+              <w:t>Elemento</w:t>
+            </w:r>
+          </w:p>
+        </w:tc>
+        <w:tc>
+          <w:tcPr>
+            <w:tcW w:type="dxa" w:w="3061"/>
+            <w:shd w:val="clear" w:color="auto" w:fill="1F3864"/>
+            <w:tcMar>
+              <w:top w:w="40" w:type="dxa"/>
+              <w:left w:w="80" w:type="dxa"/>
+              <w:bottom w:w="40" w:type="dxa"/>
+              <w:right w:w="80" w:type="dxa"/>
+            </w:tcMar>
+          </w:tcPr>
+          <w:p>
+            <w:pPr>
+              <w:spacing w:before="20" w:after="20"/>
+            </w:pPr>
+            <w:r/>
+            <w:r>
+              <w:rPr>
+                <w:b/>
+                <w:i w:val="0"/>
+                <w:color w:val="FFFFFF"/>
+                <w:sz w:val="18"/>
+              </w:rPr>
+              <w:t>Antes</w:t>
+            </w:r>
+          </w:p>
+        </w:tc>
+        <w:tc>
+          <w:tcPr>
+            <w:tcW w:type="dxa" w:w="3969"/>
+            <w:shd w:val="clear" w:color="auto" w:fill="1F3864"/>
+            <w:tcMar>
+              <w:top w:w="40" w:type="dxa"/>
+              <w:left w:w="80" w:type="dxa"/>
+              <w:bottom w:w="40" w:type="dxa"/>
+              <w:right w:w="80" w:type="dxa"/>
+            </w:tcMar>
+          </w:tcPr>
+          <w:p>
+            <w:pPr>
+              <w:spacing w:before="20" w:after="20"/>
+            </w:pPr>
+            <w:r/>
+            <w:r>
+              <w:rPr>
+                <w:b/>
+                <w:i w:val="0"/>
+                <w:color w:val="FFFFFF"/>
+                <w:sz w:val="18"/>
+              </w:rPr>
+              <w:t>Ahora</w:t>
+            </w:r>
+          </w:p>
+        </w:tc>
+      </w:tr>
+      <w:tr>
+        <w:tc>
+          <w:tcPr>
+            <w:tcW w:type="dxa" w:w="2268"/>
+            <w:tcMar>
+              <w:top w:w="40" w:type="dxa"/>
+              <w:left w:w="80" w:type="dxa"/>
+              <w:bottom w:w="40" w:type="dxa"/>
+              <w:right w:w="80" w:type="dxa"/>
+            </w:tcMar>
+          </w:tcPr>
+          <w:p>
+            <w:pPr>
+              <w:spacing w:before="20" w:after="20"/>
+            </w:pPr>
+            <w:r/>
+            <w:r>
+              <w:rPr>
+                <w:b w:val="0"/>
+                <w:i w:val="0"/>
+                <w:sz w:val="18"/>
+              </w:rPr>
+              <w:t>Banner</w:t>
+            </w:r>
+          </w:p>
+        </w:tc>
+        <w:tc>
+          <w:tcPr>
+            <w:tcW w:type="dxa" w:w="3061"/>
+            <w:tcMar>
+              <w:top w:w="40" w:type="dxa"/>
+              <w:left w:w="80" w:type="dxa"/>
+              <w:bottom w:w="40" w:type="dxa"/>
+              <w:right w:w="80" w:type="dxa"/>
+            </w:tcMar>
+          </w:tcPr>
+          <w:p>
+            <w:pPr>
+              <w:spacing w:before="20" w:after="20"/>
+            </w:pPr>
+            <w:r/>
+            <w:r>
+              <w:rPr>
+                <w:b w:val="0"/>
+                <w:i w:val="0"/>
+                <w:sz w:val="18"/>
+              </w:rPr>
+              <w:t>Degradado diagonal + acento y botón verdes</w:t>
+            </w:r>
+          </w:p>
+        </w:tc>
+        <w:tc>
+          <w:tcPr>
+            <w:tcW w:type="dxa" w:w="3969"/>
+            <w:tcMar>
+              <w:top w:w="40" w:type="dxa"/>
+              <w:left w:w="80" w:type="dxa"/>
+              <w:bottom w:w="40" w:type="dxa"/>
+              <w:right w:w="80" w:type="dxa"/>
+            </w:tcMar>
+          </w:tcPr>
+          <w:p>
+            <w:pPr>
+              <w:spacing w:before="20" w:after="20"/>
+            </w:pPr>
+            <w:r/>
+            <w:r>
+              <w:rPr>
+                <w:b w:val="0"/>
+                <w:i w:val="0"/>
+                <w:sz w:val="18"/>
+              </w:rPr>
+              <w:t>Un azul en dos tonos; botón blanco</w:t>
+            </w:r>
+          </w:p>
+        </w:tc>
+      </w:tr>
+      <w:tr>
+        <w:tc>
+          <w:tcPr>
+            <w:tcW w:type="dxa" w:w="2268"/>
+            <w:tcMar>
+              <w:top w:w="40" w:type="dxa"/>
+              <w:left w:w="80" w:type="dxa"/>
+              <w:bottom w:w="40" w:type="dxa"/>
+              <w:right w:w="80" w:type="dxa"/>
+            </w:tcMar>
+            <w:shd w:val="clear" w:color="auto" w:fill="F2F6FB"/>
+          </w:tcPr>
+          <w:p>
+            <w:pPr>
+              <w:spacing w:before="20" w:after="20"/>
+            </w:pPr>
+            <w:r/>
+            <w:r>
+              <w:rPr>
+                <w:b w:val="0"/>
+                <w:i w:val="0"/>
+                <w:sz w:val="18"/>
+              </w:rPr>
+              <w:t>Marca CreditSmart</w:t>
+            </w:r>
+          </w:p>
+        </w:tc>
+        <w:tc>
+          <w:tcPr>
+            <w:tcW w:type="dxa" w:w="3061"/>
+            <w:tcMar>
+              <w:top w:w="40" w:type="dxa"/>
+              <w:left w:w="80" w:type="dxa"/>
+              <w:bottom w:w="40" w:type="dxa"/>
+              <w:right w:w="80" w:type="dxa"/>
+            </w:tcMar>
+            <w:shd w:val="clear" w:color="auto" w:fill="F2F6FB"/>
+          </w:tcPr>
+          <w:p>
+            <w:pPr>
+              <w:spacing w:before="20" w:after="20"/>
+            </w:pPr>
+            <w:r/>
+            <w:r>
+              <w:rPr>
+                <w:b w:val="0"/>
+                <w:i w:val="0"/>
+                <w:sz w:val="18"/>
+              </w:rPr>
+              <w:t>«Credit» azul + «Smart» verde</w:t>
+            </w:r>
+          </w:p>
+        </w:tc>
+        <w:tc>
+          <w:tcPr>
+            <w:tcW w:type="dxa" w:w="3969"/>
+            <w:tcMar>
+              <w:top w:w="40" w:type="dxa"/>
+              <w:left w:w="80" w:type="dxa"/>
+              <w:bottom w:w="40" w:type="dxa"/>
+              <w:right w:w="80" w:type="dxa"/>
+            </w:tcMar>
+            <w:shd w:val="clear" w:color="auto" w:fill="F2F6FB"/>
+          </w:tcPr>
+          <w:p>
+            <w:pPr>
+              <w:spacing w:before="20" w:after="20"/>
+            </w:pPr>
+            <w:r/>
+            <w:r>
+              <w:rPr>
+                <w:b w:val="0"/>
+                <w:i w:val="0"/>
+                <w:sz w:val="18"/>
+              </w:rPr>
+              <w:t>Dos tonos del mismo azul; peso 700 en lugar de 900</w:t>
+            </w:r>
+          </w:p>
+        </w:tc>
+      </w:tr>
+      <w:tr>
+        <w:tc>
+          <w:tcPr>
+            <w:tcW w:type="dxa" w:w="2268"/>
+            <w:tcMar>
+              <w:top w:w="40" w:type="dxa"/>
+              <w:left w:w="80" w:type="dxa"/>
+              <w:bottom w:w="40" w:type="dxa"/>
+              <w:right w:w="80" w:type="dxa"/>
+            </w:tcMar>
+          </w:tcPr>
+          <w:p>
+            <w:pPr>
+              <w:spacing w:before="20" w:after="20"/>
+            </w:pPr>
+            <w:r/>
+            <w:r>
+              <w:rPr>
+                <w:b w:val="0"/>
+                <w:i w:val="0"/>
+                <w:sz w:val="18"/>
+              </w:rPr>
+              <w:t>Tarjeta de producto</w:t>
+            </w:r>
+          </w:p>
+        </w:tc>
+        <w:tc>
+          <w:tcPr>
+            <w:tcW w:type="dxa" w:w="3061"/>
+            <w:tcMar>
+              <w:top w:w="40" w:type="dxa"/>
+              <w:left w:w="80" w:type="dxa"/>
+              <w:bottom w:w="40" w:type="dxa"/>
+              <w:right w:w="80" w:type="dxa"/>
+            </w:tcMar>
+          </w:tcPr>
+          <w:p>
+            <w:pPr>
+              <w:spacing w:before="20" w:after="20"/>
+            </w:pPr>
+            <w:r/>
+            <w:r>
+              <w:rPr>
+                <w:b w:val="0"/>
+                <w:i w:val="0"/>
+                <w:sz w:val="18"/>
+              </w:rPr>
+              <w:t>Cabecera con degradado y nombre en blanco</w:t>
+            </w:r>
+          </w:p>
+        </w:tc>
+        <w:tc>
+          <w:tcPr>
+            <w:tcW w:type="dxa" w:w="3969"/>
+            <w:tcMar>
+              <w:top w:w="40" w:type="dxa"/>
+              <w:left w:w="80" w:type="dxa"/>
+              <w:bottom w:w="40" w:type="dxa"/>
+              <w:right w:w="80" w:type="dxa"/>
+            </w:tcMar>
+          </w:tcPr>
+          <w:p>
+            <w:pPr>
+              <w:spacing w:before="20" w:after="20"/>
+            </w:pPr>
+            <w:r/>
+            <w:r>
+              <w:rPr>
+                <w:b w:val="0"/>
+                <w:i w:val="0"/>
+                <w:sz w:val="18"/>
+              </w:rPr>
+              <w:t>Superficie blanca, filete superior de 3 px y pictograma en chip neutro</w:t>
+            </w:r>
+          </w:p>
+        </w:tc>
+      </w:tr>
+      <w:tr>
+        <w:tc>
+          <w:tcPr>
+            <w:tcW w:type="dxa" w:w="2268"/>
+            <w:tcMar>
+              <w:top w:w="40" w:type="dxa"/>
+              <w:left w:w="80" w:type="dxa"/>
+              <w:bottom w:w="40" w:type="dxa"/>
+              <w:right w:w="80" w:type="dxa"/>
+            </w:tcMar>
+            <w:shd w:val="clear" w:color="auto" w:fill="F2F6FB"/>
+          </w:tcPr>
+          <w:p>
+            <w:pPr>
+              <w:spacing w:before="20" w:after="20"/>
+            </w:pPr>
+            <w:r/>
+            <w:r>
+              <w:rPr>
+                <w:b w:val="0"/>
+                <w:i w:val="0"/>
+                <w:sz w:val="18"/>
+              </w:rPr>
+              <w:t>Badge de monto</w:t>
+            </w:r>
+          </w:p>
+        </w:tc>
+        <w:tc>
+          <w:tcPr>
+            <w:tcW w:type="dxa" w:w="3061"/>
+            <w:tcMar>
+              <w:top w:w="40" w:type="dxa"/>
+              <w:left w:w="80" w:type="dxa"/>
+              <w:bottom w:w="40" w:type="dxa"/>
+              <w:right w:w="80" w:type="dxa"/>
+            </w:tcMar>
+            <w:shd w:val="clear" w:color="auto" w:fill="F2F6FB"/>
+          </w:tcPr>
+          <w:p>
+            <w:pPr>
+              <w:spacing w:before="20" w:after="20"/>
+            </w:pPr>
+            <w:r/>
+            <w:r>
+              <w:rPr>
+                <w:b w:val="0"/>
+                <w:i w:val="0"/>
+                <w:sz w:val="18"/>
+              </w:rPr>
+              <w:t>Relleno del color del producto</w:t>
+            </w:r>
+          </w:p>
+        </w:tc>
+        <w:tc>
+          <w:tcPr>
+            <w:tcW w:type="dxa" w:w="3969"/>
+            <w:tcMar>
+              <w:top w:w="40" w:type="dxa"/>
+              <w:left w:w="80" w:type="dxa"/>
+              <w:bottom w:w="40" w:type="dxa"/>
+              <w:right w:w="80" w:type="dxa"/>
+            </w:tcMar>
+            <w:shd w:val="clear" w:color="auto" w:fill="F2F6FB"/>
+          </w:tcPr>
+          <w:p>
+            <w:pPr>
+              <w:spacing w:before="20" w:after="20"/>
+            </w:pPr>
+            <w:r/>
+            <w:r>
+              <w:rPr>
+                <w:b w:val="0"/>
+                <w:i w:val="0"/>
+                <w:sz w:val="18"/>
+              </w:rPr>
+              <w:t>Azul claro con borde de 1 px y cifras tabulares</w:t>
+            </w:r>
+          </w:p>
+        </w:tc>
+      </w:tr>
+      <w:tr>
+        <w:tc>
+          <w:tcPr>
+            <w:tcW w:type="dxa" w:w="2268"/>
+            <w:tcMar>
+              <w:top w:w="40" w:type="dxa"/>
+              <w:left w:w="80" w:type="dxa"/>
+              <w:bottom w:w="40" w:type="dxa"/>
+              <w:right w:w="80" w:type="dxa"/>
+            </w:tcMar>
+          </w:tcPr>
+          <w:p>
+            <w:pPr>
+              <w:spacing w:before="20" w:after="20"/>
+            </w:pPr>
+            <w:r/>
+            <w:r>
+              <w:rPr>
+                <w:b w:val="0"/>
+                <w:i w:val="0"/>
+                <w:sz w:val="18"/>
+              </w:rPr>
+              <w:t>Panel de resultado</w:t>
+            </w:r>
+          </w:p>
+        </w:tc>
+        <w:tc>
+          <w:tcPr>
+            <w:tcW w:type="dxa" w:w="3061"/>
+            <w:tcMar>
+              <w:top w:w="40" w:type="dxa"/>
+              <w:left w:w="80" w:type="dxa"/>
+              <w:bottom w:w="40" w:type="dxa"/>
+              <w:right w:w="80" w:type="dxa"/>
+            </w:tcMar>
+          </w:tcPr>
+          <w:p>
+            <w:pPr>
+              <w:spacing w:before="20" w:after="20"/>
+            </w:pPr>
+            <w:r/>
+            <w:r>
+              <w:rPr>
+                <w:b w:val="0"/>
+                <w:i w:val="0"/>
+                <w:sz w:val="18"/>
+              </w:rPr>
+              <w:t>Degradado del producto</w:t>
+            </w:r>
+          </w:p>
+        </w:tc>
+        <w:tc>
+          <w:tcPr>
+            <w:tcW w:type="dxa" w:w="3969"/>
+            <w:tcMar>
+              <w:top w:w="40" w:type="dxa"/>
+              <w:left w:w="80" w:type="dxa"/>
+              <w:bottom w:w="40" w:type="dxa"/>
+              <w:right w:w="80" w:type="dxa"/>
+            </w:tcMar>
+          </w:tcPr>
+          <w:p>
+            <w:pPr>
+              <w:spacing w:before="20" w:after="20"/>
+            </w:pPr>
+            <w:r/>
+            <w:r>
+              <w:rPr>
+                <w:b w:val="0"/>
+                <w:i w:val="0"/>
+                <w:sz w:val="18"/>
+              </w:rPr>
+              <w:t>Azul corporativo fijo; cuota en tarjeta blanca</w:t>
+            </w:r>
+          </w:p>
+        </w:tc>
+      </w:tr>
+      <w:tr>
+        <w:tc>
+          <w:tcPr>
+            <w:tcW w:type="dxa" w:w="2268"/>
+            <w:tcMar>
+              <w:top w:w="40" w:type="dxa"/>
+              <w:left w:w="80" w:type="dxa"/>
+              <w:bottom w:w="40" w:type="dxa"/>
+              <w:right w:w="80" w:type="dxa"/>
+            </w:tcMar>
+            <w:shd w:val="clear" w:color="auto" w:fill="F2F6FB"/>
+          </w:tcPr>
+          <w:p>
+            <w:pPr>
+              <w:spacing w:before="20" w:after="20"/>
+            </w:pPr>
+            <w:r/>
+            <w:r>
+              <w:rPr>
+                <w:b w:val="0"/>
+                <w:i w:val="0"/>
+                <w:sz w:val="18"/>
+              </w:rPr>
+              <w:t>Aviso informativo</w:t>
+            </w:r>
+          </w:p>
+        </w:tc>
+        <w:tc>
+          <w:tcPr>
+            <w:tcW w:type="dxa" w:w="3061"/>
+            <w:tcMar>
+              <w:top w:w="40" w:type="dxa"/>
+              <w:left w:w="80" w:type="dxa"/>
+              <w:bottom w:w="40" w:type="dxa"/>
+              <w:right w:w="80" w:type="dxa"/>
+            </w:tcMar>
+            <w:shd w:val="clear" w:color="auto" w:fill="F2F6FB"/>
+          </w:tcPr>
+          <w:p>
+            <w:pPr>
+              <w:spacing w:before="20" w:after="20"/>
+            </w:pPr>
+            <w:r/>
+            <w:r>
+              <w:rPr>
+                <w:b w:val="0"/>
+                <w:i w:val="0"/>
+                <w:sz w:val="18"/>
+              </w:rPr>
+              <w:t>Amarillo</w:t>
+            </w:r>
+          </w:p>
+        </w:tc>
+        <w:tc>
+          <w:tcPr>
+            <w:tcW w:type="dxa" w:w="3969"/>
+            <w:tcMar>
+              <w:top w:w="40" w:type="dxa"/>
+              <w:left w:w="80" w:type="dxa"/>
+              <w:bottom w:w="40" w:type="dxa"/>
+              <w:right w:w="80" w:type="dxa"/>
+            </w:tcMar>
+            <w:shd w:val="clear" w:color="auto" w:fill="F2F6FB"/>
+          </w:tcPr>
+          <w:p>
+            <w:pPr>
+              <w:spacing w:before="20" w:after="20"/>
+            </w:pPr>
+            <w:r/>
+            <w:r>
+              <w:rPr>
+                <w:b w:val="0"/>
+                <w:i w:val="0"/>
+                <w:sz w:val="18"/>
+              </w:rPr>
+              <w:t>Azul claro</w:t>
+            </w:r>
+          </w:p>
+        </w:tc>
+      </w:tr>
+      <w:tr>
+        <w:tc>
+          <w:tcPr>
+            <w:tcW w:type="dxa" w:w="2268"/>
+            <w:tcMar>
+              <w:top w:w="40" w:type="dxa"/>
+              <w:left w:w="80" w:type="dxa"/>
+              <w:bottom w:w="40" w:type="dxa"/>
+              <w:right w:w="80" w:type="dxa"/>
+            </w:tcMar>
+          </w:tcPr>
+          <w:p>
+            <w:pPr>
+              <w:spacing w:before="20" w:after="20"/>
+            </w:pPr>
+            <w:r/>
+            <w:r>
+              <w:rPr>
+                <w:b w:val="0"/>
+                <w:i w:val="0"/>
+                <w:sz w:val="18"/>
+              </w:rPr>
+              <w:t>Secciones del formulario</w:t>
+            </w:r>
+          </w:p>
+        </w:tc>
+        <w:tc>
+          <w:tcPr>
+            <w:tcW w:type="dxa" w:w="3061"/>
+            <w:tcMar>
+              <w:top w:w="40" w:type="dxa"/>
+              <w:left w:w="80" w:type="dxa"/>
+              <w:bottom w:w="40" w:type="dxa"/>
+              <w:right w:w="80" w:type="dxa"/>
+            </w:tcMar>
+          </w:tcPr>
+          <w:p>
+            <w:pPr>
+              <w:spacing w:before="20" w:after="20"/>
+            </w:pPr>
+            <w:r/>
+            <w:r>
+              <w:rPr>
+                <w:b w:val="0"/>
+                <w:i w:val="0"/>
+                <w:sz w:val="18"/>
+              </w:rPr>
+              <w:t>Azul, verde y violeta</w:t>
+            </w:r>
+          </w:p>
+        </w:tc>
+        <w:tc>
+          <w:tcPr>
+            <w:tcW w:type="dxa" w:w="3969"/>
+            <w:tcMar>
+              <w:top w:w="40" w:type="dxa"/>
+              <w:left w:w="80" w:type="dxa"/>
+              <w:bottom w:w="40" w:type="dxa"/>
+              <w:right w:w="80" w:type="dxa"/>
+            </w:tcMar>
+          </w:tcPr>
+          <w:p>
+            <w:pPr>
+              <w:spacing w:before="20" w:after="20"/>
+            </w:pPr>
+            <w:r/>
+            <w:r>
+              <w:rPr>
+                <w:b w:val="0"/>
+                <w:i w:val="0"/>
+                <w:sz w:val="18"/>
+              </w:rPr>
+              <w:t>Color de marca compartido y filete azul a la izquierda</w:t>
+            </w:r>
+          </w:p>
+        </w:tc>
+      </w:tr>
+      <w:tr>
+        <w:tc>
+          <w:tcPr>
+            <w:tcW w:type="dxa" w:w="2268"/>
+            <w:tcMar>
+              <w:top w:w="40" w:type="dxa"/>
+              <w:left w:w="80" w:type="dxa"/>
+              <w:bottom w:w="40" w:type="dxa"/>
+              <w:right w:w="80" w:type="dxa"/>
+            </w:tcMar>
+            <w:shd w:val="clear" w:color="auto" w:fill="F2F6FB"/>
+          </w:tcPr>
+          <w:p>
+            <w:pPr>
+              <w:spacing w:before="20" w:after="20"/>
+            </w:pPr>
+            <w:r/>
+            <w:r>
+              <w:rPr>
+                <w:b w:val="0"/>
+                <w:i w:val="0"/>
+                <w:sz w:val="18"/>
+              </w:rPr>
+              <w:t>Titulares</w:t>
+            </w:r>
+          </w:p>
+        </w:tc>
+        <w:tc>
+          <w:tcPr>
+            <w:tcW w:type="dxa" w:w="3061"/>
+            <w:tcMar>
+              <w:top w:w="40" w:type="dxa"/>
+              <w:left w:w="80" w:type="dxa"/>
+              <w:bottom w:w="40" w:type="dxa"/>
+              <w:right w:w="80" w:type="dxa"/>
+            </w:tcMar>
+            <w:shd w:val="clear" w:color="auto" w:fill="F2F6FB"/>
+          </w:tcPr>
+          <w:p>
+            <w:pPr>
+              <w:spacing w:before="20" w:after="20"/>
+            </w:pPr>
+            <w:r/>
+            <w:r>
+              <w:rPr>
+                <w:b w:val="0"/>
+                <w:i w:val="0"/>
+                <w:sz w:val="18"/>
+              </w:rPr>
+              <w:t>Peso 900</w:t>
+            </w:r>
+          </w:p>
+        </w:tc>
+        <w:tc>
+          <w:tcPr>
+            <w:tcW w:type="dxa" w:w="3969"/>
+            <w:tcMar>
+              <w:top w:w="40" w:type="dxa"/>
+              <w:left w:w="80" w:type="dxa"/>
+              <w:bottom w:w="40" w:type="dxa"/>
+              <w:right w:w="80" w:type="dxa"/>
+            </w:tcMar>
+            <w:shd w:val="clear" w:color="auto" w:fill="F2F6FB"/>
+          </w:tcPr>
+          <w:p>
+            <w:pPr>
+              <w:spacing w:before="20" w:after="20"/>
+            </w:pPr>
+            <w:r/>
+            <w:r>
+              <w:rPr>
+                <w:b w:val="0"/>
+                <w:i w:val="0"/>
+                <w:sz w:val="18"/>
+              </w:rPr>
+              <w:t>Peso 700 con letter-spacing negativo</w:t>
+            </w:r>
+          </w:p>
+        </w:tc>
+      </w:tr>
+      <w:tr>
+        <w:tc>
+          <w:tcPr>
+            <w:tcW w:type="dxa" w:w="2268"/>
+            <w:tcMar>
+              <w:top w:w="40" w:type="dxa"/>
+              <w:left w:w="80" w:type="dxa"/>
+              <w:bottom w:w="40" w:type="dxa"/>
+              <w:right w:w="80" w:type="dxa"/>
+            </w:tcMar>
+          </w:tcPr>
+          <w:p>
+            <w:pPr>
+              <w:spacing w:before="20" w:after="20"/>
+            </w:pPr>
+            <w:r/>
+            <w:r>
+              <w:rPr>
+                <w:b w:val="0"/>
+                <w:i w:val="0"/>
+                <w:sz w:val="18"/>
+              </w:rPr>
+              <w:t>Radios</w:t>
+            </w:r>
+          </w:p>
+        </w:tc>
+        <w:tc>
+          <w:tcPr>
+            <w:tcW w:type="dxa" w:w="3061"/>
+            <w:tcMar>
+              <w:top w:w="40" w:type="dxa"/>
+              <w:left w:w="80" w:type="dxa"/>
+              <w:bottom w:w="40" w:type="dxa"/>
+              <w:right w:w="80" w:type="dxa"/>
+            </w:tcMar>
+          </w:tcPr>
+          <w:p>
+            <w:pPr>
+              <w:spacing w:before="20" w:after="20"/>
+            </w:pPr>
+            <w:r/>
+            <w:r>
+              <w:rPr>
+                <w:b w:val="0"/>
+                <w:i w:val="0"/>
+                <w:sz w:val="18"/>
+              </w:rPr>
+              <w:t>16 px</w:t>
+            </w:r>
+          </w:p>
+        </w:tc>
+        <w:tc>
+          <w:tcPr>
+            <w:tcW w:type="dxa" w:w="3969"/>
+            <w:tcMar>
+              <w:top w:w="40" w:type="dxa"/>
+              <w:left w:w="80" w:type="dxa"/>
+              <w:bottom w:w="40" w:type="dxa"/>
+              <w:right w:w="80" w:type="dxa"/>
+            </w:tcMar>
+          </w:tcPr>
+          <w:p>
+            <w:pPr>
+              <w:spacing w:before="20" w:after="20"/>
+            </w:pPr>
+            <w:r/>
+            <w:r>
+              <w:rPr>
+                <w:b w:val="0"/>
+                <w:i w:val="0"/>
+                <w:sz w:val="18"/>
+              </w:rPr>
+              <w:t>10 px</w:t>
+            </w:r>
+          </w:p>
+        </w:tc>
+      </w:tr>
+      <w:tr>
+        <w:tc>
+          <w:tcPr>
+            <w:tcW w:type="dxa" w:w="2268"/>
+            <w:tcMar>
+              <w:top w:w="40" w:type="dxa"/>
+              <w:left w:w="80" w:type="dxa"/>
+              <w:bottom w:w="40" w:type="dxa"/>
+              <w:right w:w="80" w:type="dxa"/>
+            </w:tcMar>
+            <w:shd w:val="clear" w:color="auto" w:fill="F2F6FB"/>
+          </w:tcPr>
+          <w:p>
+            <w:pPr>
+              <w:spacing w:before="20" w:after="20"/>
+            </w:pPr>
+            <w:r/>
+            <w:r>
+              <w:rPr>
+                <w:b w:val="0"/>
+                <w:i w:val="0"/>
+                <w:sz w:val="18"/>
+              </w:rPr>
+              <w:t>Sombras</w:t>
+            </w:r>
+          </w:p>
+        </w:tc>
+        <w:tc>
+          <w:tcPr>
+            <w:tcW w:type="dxa" w:w="3061"/>
+            <w:tcMar>
+              <w:top w:w="40" w:type="dxa"/>
+              <w:left w:w="80" w:type="dxa"/>
+              <w:bottom w:w="40" w:type="dxa"/>
+              <w:right w:w="80" w:type="dxa"/>
+            </w:tcMar>
+            <w:shd w:val="clear" w:color="auto" w:fill="F2F6FB"/>
+          </w:tcPr>
+          <w:p>
+            <w:pPr>
+              <w:spacing w:before="20" w:after="20"/>
+            </w:pPr>
+            <w:r/>
+            <w:r>
+              <w:rPr>
+                <w:b w:val="0"/>
+                <w:i w:val="0"/>
+                <w:sz w:val="18"/>
+              </w:rPr>
+              <w:t>Grises genéricas</w:t>
+            </w:r>
+          </w:p>
+        </w:tc>
+        <w:tc>
+          <w:tcPr>
+            <w:tcW w:type="dxa" w:w="3969"/>
+            <w:tcMar>
+              <w:top w:w="40" w:type="dxa"/>
+              <w:left w:w="80" w:type="dxa"/>
+              <w:bottom w:w="40" w:type="dxa"/>
+              <w:right w:w="80" w:type="dxa"/>
+            </w:tcMar>
+            <w:shd w:val="clear" w:color="auto" w:fill="F2F6FB"/>
+          </w:tcPr>
+          <w:p>
+            <w:pPr>
+              <w:spacing w:before="20" w:after="20"/>
+            </w:pPr>
+            <w:r/>
+            <w:r>
+              <w:rPr>
+                <w:b w:val="0"/>
+                <w:i w:val="0"/>
+                <w:sz w:val="18"/>
+              </w:rPr>
+              <w:t>Teñidas de azul y de menor opacidad</w:t>
+            </w:r>
+          </w:p>
+        </w:tc>
+      </w:tr>
+      <w:tr>
+        <w:tc>
+          <w:tcPr>
+            <w:tcW w:type="dxa" w:w="2268"/>
+            <w:tcMar>
+              <w:top w:w="40" w:type="dxa"/>
+              <w:left w:w="80" w:type="dxa"/>
+              <w:bottom w:w="40" w:type="dxa"/>
+              <w:right w:w="80" w:type="dxa"/>
+            </w:tcMar>
+          </w:tcPr>
+          <w:p>
+            <w:pPr>
+              <w:spacing w:before="20" w:after="20"/>
+            </w:pPr>
+            <w:r/>
+            <w:r>
+              <w:rPr>
+                <w:b w:val="0"/>
+                <w:i w:val="0"/>
+                <w:sz w:val="18"/>
+              </w:rPr>
+              <w:t>Emojis de interfaz</w:t>
+            </w:r>
+          </w:p>
+        </w:tc>
+        <w:tc>
+          <w:tcPr>
+            <w:tcW w:type="dxa" w:w="3061"/>
+            <w:tcMar>
+              <w:top w:w="40" w:type="dxa"/>
+              <w:left w:w="80" w:type="dxa"/>
+              <w:bottom w:w="40" w:type="dxa"/>
+              <w:right w:w="80" w:type="dxa"/>
+            </w:tcMar>
+          </w:tcPr>
+          <w:p>
+            <w:pPr>
+              <w:spacing w:before="20" w:after="20"/>
+            </w:pPr>
+            <w:r/>
+            <w:r>
+              <w:rPr>
+                <w:b w:val="0"/>
+                <w:i w:val="0"/>
+                <w:sz w:val="18"/>
+              </w:rPr>
+              <w:t>En botones, títulos y avisos</w:t>
+            </w:r>
+          </w:p>
+        </w:tc>
+        <w:tc>
+          <w:tcPr>
+            <w:tcW w:type="dxa" w:w="3969"/>
+            <w:tcMar>
+              <w:top w:w="40" w:type="dxa"/>
+              <w:left w:w="80" w:type="dxa"/>
+              <w:bottom w:w="40" w:type="dxa"/>
+              <w:right w:w="80" w:type="dxa"/>
+            </w:tcMar>
+          </w:tcPr>
+          <w:p>
+            <w:pPr>
+              <w:spacing w:before="20" w:after="20"/>
+            </w:pPr>
+            <w:r/>
+            <w:r>
+              <w:rPr>
+                <w:b w:val="0"/>
+                <w:i w:val="0"/>
+                <w:sz w:val="18"/>
+              </w:rPr>
+              <w:t>Retirados; el pictograma del producto queda desaturado</w:t>
+            </w:r>
+          </w:p>
+        </w:tc>
+      </w:tr>
+      <w:tr>
+        <w:tc>
+          <w:tcPr>
+            <w:tcW w:type="dxa" w:w="2268"/>
+            <w:tcMar>
+              <w:top w:w="40" w:type="dxa"/>
+              <w:left w:w="80" w:type="dxa"/>
+              <w:bottom w:w="40" w:type="dxa"/>
+              <w:right w:w="80" w:type="dxa"/>
+            </w:tcMar>
+            <w:shd w:val="clear" w:color="auto" w:fill="F2F6FB"/>
+          </w:tcPr>
+          <w:p>
+            <w:pPr>
+              <w:spacing w:before="20" w:after="20"/>
+            </w:pPr>
+            <w:r/>
+            <w:r>
+              <w:rPr>
+                <w:b w:val="0"/>
+                <w:i w:val="0"/>
+                <w:sz w:val="18"/>
+              </w:rPr>
+              <w:t>Cifras</w:t>
+            </w:r>
+          </w:p>
+        </w:tc>
+        <w:tc>
+          <w:tcPr>
+            <w:tcW w:type="dxa" w:w="3061"/>
+            <w:tcMar>
+              <w:top w:w="40" w:type="dxa"/>
+              <w:left w:w="80" w:type="dxa"/>
+              <w:bottom w:w="40" w:type="dxa"/>
+              <w:right w:w="80" w:type="dxa"/>
+            </w:tcMar>
+            <w:shd w:val="clear" w:color="auto" w:fill="F2F6FB"/>
+          </w:tcPr>
+          <w:p>
+            <w:pPr>
+              <w:spacing w:before="20" w:after="20"/>
+            </w:pPr>
+            <w:r/>
+            <w:r>
+              <w:rPr>
+                <w:b w:val="0"/>
+                <w:i w:val="0"/>
+                <w:sz w:val="18"/>
+              </w:rPr>
+              <w:t>Fuente proporcional</w:t>
+            </w:r>
+          </w:p>
+        </w:tc>
+        <w:tc>
+          <w:tcPr>
+            <w:tcW w:type="dxa" w:w="3969"/>
+            <w:tcMar>
+              <w:top w:w="40" w:type="dxa"/>
+              <w:left w:w="80" w:type="dxa"/>
+              <w:bottom w:w="40" w:type="dxa"/>
+              <w:right w:w="80" w:type="dxa"/>
+            </w:tcMar>
+            <w:shd w:val="clear" w:color="auto" w:fill="F2F6FB"/>
+          </w:tcPr>
+          <w:p>
+            <w:pPr>
+              <w:spacing w:before="20" w:after="20"/>
+            </w:pPr>
+            <w:r/>
+            <w:r>
+              <w:rPr>
+                <w:b w:val="0"/>
+                <w:i w:val="0"/>
+                <w:sz w:val="18"/>
+              </w:rPr>
+              <w:t>font-variant-numeric: tabular-nums en tasas, montos y tablas</w:t>
+            </w:r>
+          </w:p>
+        </w:tc>
+      </w:tr>
+    </w:tbl>
+    <w:p/>
+    <w:p>
+      <w:pPr>
+        <w:spacing w:after="200"/>
+        <w:jc w:val="center"/>
+      </w:pPr>
+      <w:r>
+        <w:rPr>
+          <w:i/>
+          <w:color w:val="6B7280"/>
+          <w:sz w:val="17"/>
+        </w:rPr>
+        <w:t>Tabla 23. Inventario de cambios visuales</w:t>
+      </w:r>
+    </w:p>
+    <w:p>
+      <w:pPr>
+        <w:pStyle w:val="Heading2"/>
+      </w:pPr>
+      <w:r>
+        <w:t>16.7 Los siete archivos de estilos</w:t>
+      </w:r>
+    </w:p>
+    <w:p>
+      <w:pPr>
+        <w:spacing w:after="160"/>
+        <w:jc w:val="both"/>
+      </w:pPr>
+      <w:r>
+        <w:rPr>
+          <w:b w:val="0"/>
+          <w:i w:val="0"/>
+          <w:sz w:val="22"/>
+        </w:rPr>
+        <w:t>La cascada y los nombres de los tokens no cambiaron: siguen siendo los siete archivos de la Actividad 1, importados una sola vez en main.jsx para que Vite los empaquete en orden. Lo que cambió son los valores.</w:t>
+      </w:r>
+    </w:p>
+    <w:tbl>
+      <w:tblPr>
+        <w:tblW w:type="auto" w:w="0"/>
+        <w:jc w:val="center"/>
+        <w:tblLook w:firstColumn="1" w:firstRow="1" w:lastColumn="0" w:lastRow="0" w:noHBand="0" w:noVBand="1" w:val="04A0"/>
+        <w:tblBorders>
+          <w:top w:val="single" w:sz="4" w:space="0" w:color="D1D5DB"/>
+          <w:left w:val="single" w:sz="4" w:space="0" w:color="D1D5DB"/>
+          <w:bottom w:val="single" w:sz="4" w:space="0" w:color="D1D5DB"/>
+          <w:right w:val="single" w:sz="4" w:space="0" w:color="D1D5DB"/>
+          <w:insideH w:val="single" w:sz="4" w:space="0" w:color="D1D5DB"/>
+          <w:insideV w:val="single" w:sz="4" w:space="0" w:color="D1D5DB"/>
+        </w:tblBorders>
+      </w:tblPr>
+      <w:tblGrid>
+        <w:gridCol w:w="9360"/>
+      </w:tblGrid>
+      <w:tr>
+        <w:trPr>
+          <w:cantSplit w:val="true"/>
+        </w:trPr>
+        <w:tc>
+          <w:tcPr>
+            <w:tcW w:type="dxa" w:w="9360"/>
+            <w:shd w:val="clear" w:color="auto" w:fill="F3F4F6"/>
+            <w:tcMar>
+              <w:top w:w="80" w:type="dxa"/>
+              <w:left w:w="140" w:type="dxa"/>
+              <w:bottom w:w="80" w:type="dxa"/>
+              <w:right w:w="140" w:type="dxa"/>
+            </w:tcMar>
+          </w:tcPr>
+          <w:p>
+            <w:pPr>
+              <w:spacing w:after="0" w:before="0"/>
+            </w:pPr>
+            <w:r/>
+            <w:r>
+              <w:rPr>
+                <w:rFonts w:ascii="Consolas" w:hAnsi="Consolas"/>
+                <w:color w:val="1F2937"/>
+                <w:sz w:val="17"/>
+              </w:rPr>
+              <w:t>import '../assets/css/01-reset.css';</w:t>
+            </w:r>
+          </w:p>
+          <w:p>
+            <w:pPr>
+              <w:spacing w:after="0" w:before="0"/>
+            </w:pPr>
+            <w:r>
+              <w:rPr>
+                <w:rFonts w:ascii="Consolas" w:hAnsi="Consolas"/>
+                <w:color w:val="1F2937"/>
+                <w:sz w:val="17"/>
+              </w:rPr>
+              <w:t>import '../assets/css/02-tokens.css';</w:t>
+            </w:r>
+          </w:p>
+          <w:p>
+            <w:pPr>
+              <w:spacing w:after="0" w:before="0"/>
+            </w:pPr>
+            <w:r>
+              <w:rPr>
+                <w:rFonts w:ascii="Consolas" w:hAnsi="Consolas"/>
+                <w:color w:val="1F2937"/>
+                <w:sz w:val="17"/>
+              </w:rPr>
+              <w:t>import '../assets/css/03-base.css';</w:t>
+            </w:r>
+          </w:p>
+          <w:p>
+            <w:pPr>
+              <w:spacing w:after="0" w:before="0"/>
+            </w:pPr>
+            <w:r>
+              <w:rPr>
+                <w:rFonts w:ascii="Consolas" w:hAnsi="Consolas"/>
+                <w:color w:val="1F2937"/>
+                <w:sz w:val="17"/>
+              </w:rPr>
+              <w:t>import '../assets/css/04-layout.css';</w:t>
+            </w:r>
+          </w:p>
+          <w:p>
+            <w:pPr>
+              <w:spacing w:after="0" w:before="0"/>
+            </w:pPr>
+            <w:r>
+              <w:rPr>
+                <w:rFonts w:ascii="Consolas" w:hAnsi="Consolas"/>
+                <w:color w:val="1F2937"/>
+                <w:sz w:val="17"/>
+              </w:rPr>
+              <w:t>import '../assets/css/05-components.css';</w:t>
+            </w:r>
+          </w:p>
+          <w:p>
+            <w:pPr>
+              <w:spacing w:after="0" w:before="0"/>
+            </w:pPr>
+            <w:r>
+              <w:rPr>
+                <w:rFonts w:ascii="Consolas" w:hAnsi="Consolas"/>
+                <w:color w:val="1F2937"/>
+                <w:sz w:val="17"/>
+              </w:rPr>
+              <w:t>import '../assets/css/06-pages.css';</w:t>
+            </w:r>
+          </w:p>
+          <w:p>
+            <w:pPr>
+              <w:spacing w:after="0" w:before="0"/>
+            </w:pPr>
+            <w:r>
+              <w:rPr>
+                <w:rFonts w:ascii="Consolas" w:hAnsi="Consolas"/>
+                <w:color w:val="1F2937"/>
+                <w:sz w:val="17"/>
+              </w:rPr>
+              <w:t>import '../assets/css/07-responsive.css';</w:t>
+            </w:r>
+          </w:p>
+        </w:tc>
+      </w:tr>
+    </w:tbl>
+    <w:p>
+      <w:pPr>
+        <w:spacing w:after="200"/>
+        <w:jc w:val="center"/>
+      </w:pPr>
+      <w:r>
+        <w:rPr>
+          <w:i/>
+          <w:color w:val="6B7280"/>
+          <w:sz w:val="17"/>
+        </w:rPr>
+        <w:t>Figura 36. Cascada explícita: reset → tokens → base → layout → componentes → páginas → responsive.</w:t>
+      </w:r>
+    </w:p>
+    <w:tbl>
+      <w:tblPr>
+        <w:tblW w:type="auto" w:w="0"/>
+        <w:jc w:val="center"/>
+        <w:tblLayout w:type="fixed"/>
+        <w:tblLook w:firstColumn="1" w:firstRow="1" w:lastColumn="0" w:lastRow="0" w:noHBand="0" w:noVBand="1" w:val="04A0"/>
+        <w:tblBorders>
+          <w:top w:val="single" w:sz="4" w:space="0" w:color="7F7F7F"/>
+          <w:left w:val="single" w:sz="4" w:space="0" w:color="7F7F7F"/>
+          <w:bottom w:val="single" w:sz="4" w:space="0" w:color="7F7F7F"/>
+          <w:right w:val="single" w:sz="4" w:space="0" w:color="7F7F7F"/>
+          <w:insideH w:val="single" w:sz="4" w:space="0" w:color="7F7F7F"/>
+          <w:insideV w:val="single" w:sz="4" w:space="0" w:color="7F7F7F"/>
+        </w:tblBorders>
+        <w:tblLayout w:type="fixed"/>
+        <w:tblW w:w="9298" w:type="dxa"/>
+      </w:tblPr>
+      <w:tblGrid>
+        <w:gridCol w:w="2268"/>
+        <w:gridCol w:w="4762"/>
+        <w:gridCol w:w="2268"/>
+      </w:tblGrid>
+      <w:tr>
+        <w:trPr>
+          <w:tblHeader w:val="true"/>
+        </w:trPr>
+        <w:tc>
+          <w:tcPr>
+            <w:tcW w:type="dxa" w:w="2268"/>
+            <w:shd w:val="clear" w:color="auto" w:fill="1F3864"/>
+            <w:tcMar>
+              <w:top w:w="40" w:type="dxa"/>
+              <w:left w:w="80" w:type="dxa"/>
+              <w:bottom w:w="40" w:type="dxa"/>
+              <w:right w:w="80" w:type="dxa"/>
+            </w:tcMar>
+          </w:tcPr>
+          <w:p>
+            <w:pPr>
+              <w:spacing w:before="20" w:after="20"/>
+            </w:pPr>
+            <w:r/>
+            <w:r>
+              <w:rPr>
+                <w:b/>
+                <w:i w:val="0"/>
+                <w:color w:val="FFFFFF"/>
+                <w:sz w:val="18"/>
+              </w:rPr>
+              <w:t>Archivo</w:t>
+            </w:r>
+          </w:p>
+        </w:tc>
+        <w:tc>
+          <w:tcPr>
+            <w:tcW w:type="dxa" w:w="4762"/>
+            <w:shd w:val="clear" w:color="auto" w:fill="1F3864"/>
+            <w:tcMar>
+              <w:top w:w="40" w:type="dxa"/>
+              <w:left w:w="80" w:type="dxa"/>
+              <w:bottom w:w="40" w:type="dxa"/>
+              <w:right w:w="80" w:type="dxa"/>
+            </w:tcMar>
+          </w:tcPr>
+          <w:p>
+            <w:pPr>
+              <w:spacing w:before="20" w:after="20"/>
+            </w:pPr>
+            <w:r/>
+            <w:r>
+              <w:rPr>
+                <w:b/>
+                <w:i w:val="0"/>
+                <w:color w:val="FFFFFF"/>
+                <w:sz w:val="18"/>
+              </w:rPr>
+              <w:t>Contenido</w:t>
+            </w:r>
+          </w:p>
+        </w:tc>
+        <w:tc>
+          <w:tcPr>
+            <w:tcW w:type="dxa" w:w="2268"/>
+            <w:shd w:val="clear" w:color="auto" w:fill="1F3864"/>
+            <w:tcMar>
+              <w:top w:w="40" w:type="dxa"/>
+              <w:left w:w="80" w:type="dxa"/>
+              <w:bottom w:w="40" w:type="dxa"/>
+              <w:right w:w="80" w:type="dxa"/>
+            </w:tcMar>
+          </w:tcPr>
+          <w:p>
+            <w:pPr>
+              <w:spacing w:before="20" w:after="20"/>
+            </w:pPr>
+            <w:r/>
+            <w:r>
+              <w:rPr>
+                <w:b/>
+                <w:i w:val="0"/>
+                <w:color w:val="FFFFFF"/>
+                <w:sz w:val="18"/>
+              </w:rPr>
+              <w:t>Tocado en el rediseño</w:t>
+            </w:r>
+          </w:p>
+        </w:tc>
+      </w:tr>
+      <w:tr>
+        <w:tc>
+          <w:tcPr>
+            <w:tcW w:type="dxa" w:w="2268"/>
+            <w:tcMar>
+              <w:top w:w="40" w:type="dxa"/>
+              <w:left w:w="80" w:type="dxa"/>
+              <w:bottom w:w="40" w:type="dxa"/>
+              <w:right w:w="80" w:type="dxa"/>
+            </w:tcMar>
+          </w:tcPr>
+          <w:p>
+            <w:pPr>
+              <w:spacing w:before="20" w:after="20"/>
+            </w:pPr>
+            <w:r/>
+            <w:r>
+              <w:rPr>
+                <w:b w:val="0"/>
+                <w:i w:val="0"/>
+                <w:sz w:val="18"/>
+              </w:rPr>
+              <w:t>01-reset.css</w:t>
+            </w:r>
+          </w:p>
+        </w:tc>
+        <w:tc>
+          <w:tcPr>
+            <w:tcW w:type="dxa" w:w="4762"/>
+            <w:tcMar>
+              <w:top w:w="40" w:type="dxa"/>
+              <w:left w:w="80" w:type="dxa"/>
+              <w:bottom w:w="40" w:type="dxa"/>
+              <w:right w:w="80" w:type="dxa"/>
+            </w:tcMar>
+          </w:tcPr>
+          <w:p>
+            <w:pPr>
+              <w:spacing w:before="20" w:after="20"/>
+            </w:pPr>
+            <w:r/>
+            <w:r>
+              <w:rPr>
+                <w:b w:val="0"/>
+                <w:i w:val="0"/>
+                <w:sz w:val="18"/>
+              </w:rPr>
+              <w:t>Normalización de márgenes, tipografía y caja</w:t>
+            </w:r>
+          </w:p>
+        </w:tc>
+        <w:tc>
+          <w:tcPr>
+            <w:tcW w:type="dxa" w:w="2268"/>
+            <w:tcMar>
+              <w:top w:w="40" w:type="dxa"/>
+              <w:left w:w="80" w:type="dxa"/>
+              <w:bottom w:w="40" w:type="dxa"/>
+              <w:right w:w="80" w:type="dxa"/>
+            </w:tcMar>
+          </w:tcPr>
+          <w:p>
+            <w:pPr>
+              <w:spacing w:before="20" w:after="20"/>
+              <w:jc w:val="center"/>
+            </w:pPr>
+            <w:r/>
+            <w:r>
+              <w:rPr>
+                <w:b w:val="0"/>
+                <w:i w:val="0"/>
+                <w:sz w:val="18"/>
+              </w:rPr>
+              <w:t>No</w:t>
+            </w:r>
+          </w:p>
+        </w:tc>
+      </w:tr>
+      <w:tr>
+        <w:tc>
+          <w:tcPr>
+            <w:tcW w:type="dxa" w:w="2268"/>
+            <w:tcMar>
+              <w:top w:w="40" w:type="dxa"/>
+              <w:left w:w="80" w:type="dxa"/>
+              <w:bottom w:w="40" w:type="dxa"/>
+              <w:right w:w="80" w:type="dxa"/>
+            </w:tcMar>
+            <w:shd w:val="clear" w:color="auto" w:fill="F2F6FB"/>
+          </w:tcPr>
+          <w:p>
+            <w:pPr>
+              <w:spacing w:before="20" w:after="20"/>
+            </w:pPr>
+            <w:r/>
+            <w:r>
+              <w:rPr>
+                <w:b w:val="0"/>
+                <w:i w:val="0"/>
+                <w:sz w:val="18"/>
+              </w:rPr>
+              <w:t>02-tokens.css</w:t>
+            </w:r>
+          </w:p>
+        </w:tc>
+        <w:tc>
+          <w:tcPr>
+            <w:tcW w:type="dxa" w:w="4762"/>
+            <w:tcMar>
+              <w:top w:w="40" w:type="dxa"/>
+              <w:left w:w="80" w:type="dxa"/>
+              <w:bottom w:w="40" w:type="dxa"/>
+              <w:right w:w="80" w:type="dxa"/>
+            </w:tcMar>
+            <w:shd w:val="clear" w:color="auto" w:fill="F2F6FB"/>
+          </w:tcPr>
+          <w:p>
+            <w:pPr>
+              <w:spacing w:before="20" w:after="20"/>
+            </w:pPr>
+            <w:r/>
+            <w:r>
+              <w:rPr>
+                <w:b w:val="0"/>
+                <w:i w:val="0"/>
+                <w:sz w:val="18"/>
+              </w:rPr>
+              <w:t>Paleta, tipografía, radios, sombras y temas</w:t>
+            </w:r>
+          </w:p>
+        </w:tc>
+        <w:tc>
+          <w:tcPr>
+            <w:tcW w:type="dxa" w:w="2268"/>
+            <w:tcMar>
+              <w:top w:w="40" w:type="dxa"/>
+              <w:left w:w="80" w:type="dxa"/>
+              <w:bottom w:w="40" w:type="dxa"/>
+              <w:right w:w="80" w:type="dxa"/>
+            </w:tcMar>
+            <w:shd w:val="clear" w:color="auto" w:fill="F2F6FB"/>
+          </w:tcPr>
+          <w:p>
+            <w:pPr>
+              <w:spacing w:before="20" w:after="20"/>
+              <w:jc w:val="center"/>
+            </w:pPr>
+            <w:r/>
+            <w:r>
+              <w:rPr>
+                <w:b w:val="0"/>
+                <w:i w:val="0"/>
+                <w:sz w:val="18"/>
+              </w:rPr>
+              <w:t>Sí</w:t>
+            </w:r>
+          </w:p>
+        </w:tc>
+      </w:tr>
+      <w:tr>
+        <w:tc>
+          <w:tcPr>
+            <w:tcW w:type="dxa" w:w="2268"/>
+            <w:tcMar>
+              <w:top w:w="40" w:type="dxa"/>
+              <w:left w:w="80" w:type="dxa"/>
+              <w:bottom w:w="40" w:type="dxa"/>
+              <w:right w:w="80" w:type="dxa"/>
+            </w:tcMar>
+          </w:tcPr>
+          <w:p>
+            <w:pPr>
+              <w:spacing w:before="20" w:after="20"/>
+            </w:pPr>
+            <w:r/>
+            <w:r>
+              <w:rPr>
+                <w:b w:val="0"/>
+                <w:i w:val="0"/>
+                <w:sz w:val="18"/>
+              </w:rPr>
+              <w:t>03-base.css</w:t>
+            </w:r>
+          </w:p>
+        </w:tc>
+        <w:tc>
+          <w:tcPr>
+            <w:tcW w:type="dxa" w:w="4762"/>
+            <w:tcMar>
+              <w:top w:w="40" w:type="dxa"/>
+              <w:left w:w="80" w:type="dxa"/>
+              <w:bottom w:w="40" w:type="dxa"/>
+              <w:right w:w="80" w:type="dxa"/>
+            </w:tcMar>
+          </w:tcPr>
+          <w:p>
+            <w:pPr>
+              <w:spacing w:before="20" w:after="20"/>
+            </w:pPr>
+            <w:r/>
+            <w:r>
+              <w:rPr>
+                <w:b w:val="0"/>
+                <w:i w:val="0"/>
+                <w:sz w:val="18"/>
+              </w:rPr>
+              <w:t>Tipografía, enlaces y utilidades</w:t>
+            </w:r>
+          </w:p>
+        </w:tc>
+        <w:tc>
+          <w:tcPr>
+            <w:tcW w:type="dxa" w:w="2268"/>
+            <w:tcMar>
+              <w:top w:w="40" w:type="dxa"/>
+              <w:left w:w="80" w:type="dxa"/>
+              <w:bottom w:w="40" w:type="dxa"/>
+              <w:right w:w="80" w:type="dxa"/>
+            </w:tcMar>
+          </w:tcPr>
+          <w:p>
+            <w:pPr>
+              <w:spacing w:before="20" w:after="20"/>
+              <w:jc w:val="center"/>
+            </w:pPr>
+            <w:r/>
+            <w:r>
+              <w:rPr>
+                <w:b w:val="0"/>
+                <w:i w:val="0"/>
+                <w:sz w:val="18"/>
+              </w:rPr>
+              <w:t>No</w:t>
+            </w:r>
+          </w:p>
+        </w:tc>
+      </w:tr>
+      <w:tr>
+        <w:tc>
+          <w:tcPr>
+            <w:tcW w:type="dxa" w:w="2268"/>
+            <w:tcMar>
+              <w:top w:w="40" w:type="dxa"/>
+              <w:left w:w="80" w:type="dxa"/>
+              <w:bottom w:w="40" w:type="dxa"/>
+              <w:right w:w="80" w:type="dxa"/>
+            </w:tcMar>
+            <w:shd w:val="clear" w:color="auto" w:fill="F2F6FB"/>
+          </w:tcPr>
+          <w:p>
+            <w:pPr>
+              <w:spacing w:before="20" w:after="20"/>
+            </w:pPr>
+            <w:r/>
+            <w:r>
+              <w:rPr>
+                <w:b w:val="0"/>
+                <w:i w:val="0"/>
+                <w:sz w:val="18"/>
+              </w:rPr>
+              <w:t>04-layout.css</w:t>
+            </w:r>
+          </w:p>
+        </w:tc>
+        <w:tc>
+          <w:tcPr>
+            <w:tcW w:type="dxa" w:w="4762"/>
+            <w:tcMar>
+              <w:top w:w="40" w:type="dxa"/>
+              <w:left w:w="80" w:type="dxa"/>
+              <w:bottom w:w="40" w:type="dxa"/>
+              <w:right w:w="80" w:type="dxa"/>
+            </w:tcMar>
+            <w:shd w:val="clear" w:color="auto" w:fill="F2F6FB"/>
+          </w:tcPr>
+          <w:p>
+            <w:pPr>
+              <w:spacing w:before="20" w:after="20"/>
+            </w:pPr>
+            <w:r/>
+            <w:r>
+              <w:rPr>
+                <w:b w:val="0"/>
+                <w:i w:val="0"/>
+                <w:sz w:val="18"/>
+              </w:rPr>
+              <w:t>Contenedores, rejillas y títulos de sección</w:t>
+            </w:r>
+          </w:p>
+        </w:tc>
+        <w:tc>
+          <w:tcPr>
+            <w:tcW w:type="dxa" w:w="2268"/>
+            <w:tcMar>
+              <w:top w:w="40" w:type="dxa"/>
+              <w:left w:w="80" w:type="dxa"/>
+              <w:bottom w:w="40" w:type="dxa"/>
+              <w:right w:w="80" w:type="dxa"/>
+            </w:tcMar>
+            <w:shd w:val="clear" w:color="auto" w:fill="F2F6FB"/>
+          </w:tcPr>
+          <w:p>
+            <w:pPr>
+              <w:spacing w:before="20" w:after="20"/>
+              <w:jc w:val="center"/>
+            </w:pPr>
+            <w:r/>
+            <w:r>
+              <w:rPr>
+                <w:b w:val="0"/>
+                <w:i w:val="0"/>
+                <w:sz w:val="18"/>
+              </w:rPr>
+              <w:t>Sí</w:t>
+            </w:r>
+          </w:p>
+        </w:tc>
+      </w:tr>
+      <w:tr>
+        <w:tc>
+          <w:tcPr>
+            <w:tcW w:type="dxa" w:w="2268"/>
+            <w:tcMar>
+              <w:top w:w="40" w:type="dxa"/>
+              <w:left w:w="80" w:type="dxa"/>
+              <w:bottom w:w="40" w:type="dxa"/>
+              <w:right w:w="80" w:type="dxa"/>
+            </w:tcMar>
+          </w:tcPr>
+          <w:p>
+            <w:pPr>
+              <w:spacing w:before="20" w:after="20"/>
+            </w:pPr>
+            <w:r/>
+            <w:r>
+              <w:rPr>
+                <w:b w:val="0"/>
+                <w:i w:val="0"/>
+                <w:sz w:val="18"/>
+              </w:rPr>
+              <w:t>05-components.css</w:t>
+            </w:r>
+          </w:p>
+        </w:tc>
+        <w:tc>
+          <w:tcPr>
+            <w:tcW w:type="dxa" w:w="4762"/>
+            <w:tcMar>
+              <w:top w:w="40" w:type="dxa"/>
+              <w:left w:w="80" w:type="dxa"/>
+              <w:bottom w:w="40" w:type="dxa"/>
+              <w:right w:w="80" w:type="dxa"/>
+            </w:tcMar>
+          </w:tcPr>
+          <w:p>
+            <w:pPr>
+              <w:spacing w:before="20" w:after="20"/>
+            </w:pPr>
+            <w:r/>
+            <w:r>
+              <w:rPr>
+                <w:b w:val="0"/>
+                <w:i w:val="0"/>
+                <w:sz w:val="18"/>
+              </w:rPr>
+              <w:t>Barra, botones, tarjetas, campos, avisos y pie</w:t>
+            </w:r>
+          </w:p>
+        </w:tc>
+        <w:tc>
+          <w:tcPr>
+            <w:tcW w:type="dxa" w:w="2268"/>
+            <w:tcMar>
+              <w:top w:w="40" w:type="dxa"/>
+              <w:left w:w="80" w:type="dxa"/>
+              <w:bottom w:w="40" w:type="dxa"/>
+              <w:right w:w="80" w:type="dxa"/>
+            </w:tcMar>
+          </w:tcPr>
+          <w:p>
+            <w:pPr>
+              <w:spacing w:before="20" w:after="20"/>
+              <w:jc w:val="center"/>
+            </w:pPr>
+            <w:r/>
+            <w:r>
+              <w:rPr>
+                <w:b w:val="0"/>
+                <w:i w:val="0"/>
+                <w:sz w:val="18"/>
+              </w:rPr>
+              <w:t>Sí</w:t>
+            </w:r>
+          </w:p>
+        </w:tc>
+      </w:tr>
+      <w:tr>
+        <w:tc>
+          <w:tcPr>
+            <w:tcW w:type="dxa" w:w="2268"/>
+            <w:tcMar>
+              <w:top w:w="40" w:type="dxa"/>
+              <w:left w:w="80" w:type="dxa"/>
+              <w:bottom w:w="40" w:type="dxa"/>
+              <w:right w:w="80" w:type="dxa"/>
+            </w:tcMar>
+            <w:shd w:val="clear" w:color="auto" w:fill="F2F6FB"/>
+          </w:tcPr>
+          <w:p>
+            <w:pPr>
+              <w:spacing w:before="20" w:after="20"/>
+            </w:pPr>
+            <w:r/>
+            <w:r>
+              <w:rPr>
+                <w:b w:val="0"/>
+                <w:i w:val="0"/>
+                <w:sz w:val="18"/>
+              </w:rPr>
+              <w:t>06-pages.css</w:t>
+            </w:r>
+          </w:p>
+        </w:tc>
+        <w:tc>
+          <w:tcPr>
+            <w:tcW w:type="dxa" w:w="4762"/>
+            <w:tcMar>
+              <w:top w:w="40" w:type="dxa"/>
+              <w:left w:w="80" w:type="dxa"/>
+              <w:bottom w:w="40" w:type="dxa"/>
+              <w:right w:w="80" w:type="dxa"/>
+            </w:tcMar>
+            <w:shd w:val="clear" w:color="auto" w:fill="F2F6FB"/>
+          </w:tcPr>
+          <w:p>
+            <w:pPr>
+              <w:spacing w:before="20" w:after="20"/>
+            </w:pPr>
+            <w:r/>
+            <w:r>
+              <w:rPr>
+                <w:b w:val="0"/>
+                <w:i w:val="0"/>
+                <w:sz w:val="18"/>
+              </w:rPr>
+              <w:t>Banner, simulador, resultado, tabla y formulario</w:t>
+            </w:r>
+          </w:p>
+        </w:tc>
+        <w:tc>
+          <w:tcPr>
+            <w:tcW w:type="dxa" w:w="2268"/>
+            <w:tcMar>
+              <w:top w:w="40" w:type="dxa"/>
+              <w:left w:w="80" w:type="dxa"/>
+              <w:bottom w:w="40" w:type="dxa"/>
+              <w:right w:w="80" w:type="dxa"/>
+            </w:tcMar>
+            <w:shd w:val="clear" w:color="auto" w:fill="F2F6FB"/>
+          </w:tcPr>
+          <w:p>
+            <w:pPr>
+              <w:spacing w:before="20" w:after="20"/>
+              <w:jc w:val="center"/>
+            </w:pPr>
+            <w:r/>
+            <w:r>
+              <w:rPr>
+                <w:b w:val="0"/>
+                <w:i w:val="0"/>
+                <w:sz w:val="18"/>
+              </w:rPr>
+              <w:t>Sí</w:t>
+            </w:r>
+          </w:p>
+        </w:tc>
+      </w:tr>
+      <w:tr>
+        <w:tc>
+          <w:tcPr>
+            <w:tcW w:type="dxa" w:w="2268"/>
+            <w:tcMar>
+              <w:top w:w="40" w:type="dxa"/>
+              <w:left w:w="80" w:type="dxa"/>
+              <w:bottom w:w="40" w:type="dxa"/>
+              <w:right w:w="80" w:type="dxa"/>
+            </w:tcMar>
+          </w:tcPr>
+          <w:p>
+            <w:pPr>
+              <w:spacing w:before="20" w:after="20"/>
+            </w:pPr>
+            <w:r/>
+            <w:r>
+              <w:rPr>
+                <w:b w:val="0"/>
+                <w:i w:val="0"/>
+                <w:sz w:val="18"/>
+              </w:rPr>
+              <w:t>07-responsive.css</w:t>
+            </w:r>
+          </w:p>
+        </w:tc>
+        <w:tc>
+          <w:tcPr>
+            <w:tcW w:type="dxa" w:w="4762"/>
+            <w:tcMar>
+              <w:top w:w="40" w:type="dxa"/>
+              <w:left w:w="80" w:type="dxa"/>
+              <w:bottom w:w="40" w:type="dxa"/>
+              <w:right w:w="80" w:type="dxa"/>
+            </w:tcMar>
+          </w:tcPr>
+          <w:p>
+            <w:pPr>
+              <w:spacing w:before="20" w:after="20"/>
+            </w:pPr>
+            <w:r/>
+            <w:r>
+              <w:rPr>
+                <w:b w:val="0"/>
+                <w:i w:val="0"/>
+                <w:sz w:val="18"/>
+              </w:rPr>
+              <w:t>Puntos de quiebre móvil, tableta y escritorio</w:t>
+            </w:r>
+          </w:p>
+        </w:tc>
+        <w:tc>
+          <w:tcPr>
+            <w:tcW w:type="dxa" w:w="2268"/>
+            <w:tcMar>
+              <w:top w:w="40" w:type="dxa"/>
+              <w:left w:w="80" w:type="dxa"/>
+              <w:bottom w:w="40" w:type="dxa"/>
+              <w:right w:w="80" w:type="dxa"/>
+            </w:tcMar>
+          </w:tcPr>
+          <w:p>
+            <w:pPr>
+              <w:spacing w:before="20" w:after="20"/>
+              <w:jc w:val="center"/>
+            </w:pPr>
+            <w:r/>
+            <w:r>
+              <w:rPr>
+                <w:b w:val="0"/>
+                <w:i w:val="0"/>
+                <w:sz w:val="18"/>
+              </w:rPr>
+              <w:t>Sí</w:t>
+            </w:r>
+          </w:p>
+        </w:tc>
+      </w:tr>
+    </w:tbl>
+    <w:p/>
+    <w:p>
+      <w:pPr>
+        <w:spacing w:after="200"/>
+        <w:jc w:val="center"/>
+      </w:pPr>
+      <w:r>
+        <w:rPr>
+          <w:i/>
+          <w:color w:val="6B7280"/>
+          <w:sz w:val="17"/>
+        </w:rPr>
+        <w:t>Tabla 24. Los siete archivos de estilos y su papel en el rediseño</w:t>
+      </w:r>
+    </w:p>
+    <w:p>
+      <w:pPr>
+        <w:pStyle w:val="Heading2"/>
+      </w:pPr>
+      <w:r>
+        <w:t>16.8 Diseño responsive</w:t>
+      </w:r>
+    </w:p>
+    <w:p>
+      <w:pPr>
+        <w:spacing w:after="160"/>
+        <w:jc w:val="both"/>
+      </w:pPr>
+      <w:r>
+        <w:rPr>
+          <w:b w:val="0"/>
+          <w:i w:val="0"/>
+          <w:sz w:val="22"/>
+        </w:rPr>
+        <w:t>Verificado en los tres tamaños: rejilla de productos de tres columnas en escritorio, dos en tableta y una en móvil; los tres controles del catálogo en una fila a partir de 1024 px y apilados por debajo; barra de navegación compacta en pantallas estrechas; tabla de amortización con desplazamiento horizontal propio, de modo que la página nunca scrollea en horizontal.</w:t>
+      </w:r>
+    </w:p>
+    <w:p>
+      <w:pPr>
+        <w:spacing w:before="120" w:after="40"/>
+        <w:jc w:val="center"/>
+      </w:pPr>
+      <w:r>
+        <w:drawing>
+          <wp:inline xmlns:a="http://schemas.openxmlformats.org/drawingml/2006/main" xmlns:pic="http://schemas.openxmlformats.org/drawingml/2006/picture">
+            <wp:extent cx="3024000" cy="6281739"/>
+            <wp:docPr id="13" name="Picture 13"/>
+            <wp:cNvGraphicFramePr>
+              <a:graphicFrameLocks noChangeAspect="1"/>
+            </wp:cNvGraphicFramePr>
+            <a:graphic>
+              <a:graphicData uri="http://schemas.openxmlformats.org/drawingml/2006/picture">
+                <pic:pic>
+                  <pic:nvPicPr>
+                    <pic:cNvPr id="0" name="captura-05-movil.jpg"/>
+                    <pic:cNvPicPr/>
+                  </pic:nvPicPr>
+                  <pic:blipFill>
+                    <a:blip r:embed="rId22"/>
+                    <a:stretch>
+                      <a:fillRect/>
+                    </a:stretch>
+                  </pic:blipFill>
+                  <pic:spPr>
+                    <a:xfrm>
+                      <a:off x="0" y="0"/>
+                      <a:ext cx="3024000" cy="6281739"/>
+                    </a:xfrm>
+                    <a:prstGeom prst="rect"/>
+                  </pic:spPr>
+                </pic:pic>
+              </a:graphicData>
+            </a:graphic>
+          </wp:inline>
+        </w:drawing>
+      </w:r>
+    </w:p>
+    <w:p>
+      <w:pPr>
+        <w:spacing w:after="200"/>
+        <w:jc w:val="center"/>
+      </w:pPr>
+      <w:r>
+        <w:rPr>
+          <w:i/>
+          <w:color w:val="6B7280"/>
+          <w:sz w:val="17"/>
+        </w:rPr>
+        <w:t>Figura 37. Catálogo en móvil (414 px): banner, rejilla de una columna y barra compacta.</w:t>
+      </w:r>
+    </w:p>
+    <w:p>
+      <w:pPr>
+        <w:spacing w:before="120" w:after="40"/>
+        <w:jc w:val="center"/>
+      </w:pPr>
+      <w:r>
+        <w:drawing>
+          <wp:inline xmlns:a="http://schemas.openxmlformats.org/drawingml/2006/main" xmlns:pic="http://schemas.openxmlformats.org/drawingml/2006/picture">
+            <wp:extent cx="3960000" cy="4829268"/>
+            <wp:docPr id="14" name="Picture 14"/>
+            <wp:cNvGraphicFramePr>
+              <a:graphicFrameLocks noChangeAspect="1"/>
+            </wp:cNvGraphicFramePr>
+            <a:graphic>
+              <a:graphicData uri="http://schemas.openxmlformats.org/drawingml/2006/picture">
+                <pic:pic>
+                  <pic:nvPicPr>
+                    <pic:cNvPr id="0" name="captura-06-tableta.jpg"/>
+                    <pic:cNvPicPr/>
+                  </pic:nvPicPr>
+                  <pic:blipFill>
+                    <a:blip r:embed="rId23"/>
+                    <a:stretch>
+                      <a:fillRect/>
+                    </a:stretch>
+                  </pic:blipFill>
+                  <pic:spPr>
+                    <a:xfrm>
+                      <a:off x="0" y="0"/>
+                      <a:ext cx="3960000" cy="4829268"/>
+                    </a:xfrm>
+                    <a:prstGeom prst="rect"/>
+                  </pic:spPr>
+                </pic:pic>
+              </a:graphicData>
+            </a:graphic>
+          </wp:inline>
+        </w:drawing>
+      </w:r>
+    </w:p>
+    <w:p>
+      <w:pPr>
+        <w:spacing w:after="200"/>
+        <w:jc w:val="center"/>
+      </w:pPr>
+      <w:r>
+        <w:rPr>
+          <w:i/>
+          <w:color w:val="6B7280"/>
+          <w:sz w:val="17"/>
+        </w:rPr>
+        <w:t>Figura 38. Simulador en tableta (820 px): los campos y las métricas pasan a dos columnas.</w:t>
       </w:r>
     </w:p>
     <w:p>
@@ -20909,7 +24506,7 @@
           <w:color w:val="6B7280"/>
           <w:sz w:val="17"/>
         </w:rPr>
-        <w:t>Tabla 22. Comprobaciones automáticas y su resultado</w:t>
+        <w:t>Tabla 25. Comprobaciones automáticas y su resultado</w:t>
       </w:r>
     </w:p>
     <w:p>
@@ -21566,6 +25163,112 @@
                 <w:i w:val="0"/>
                 <w:sz w:val="18"/>
               </w:rPr>
+              <w:t>Revisión visual de la paleta</w:t>
+            </w:r>
+          </w:p>
+        </w:tc>
+        <w:tc>
+          <w:tcPr>
+            <w:tcW w:type="dxa" w:w="6123"/>
+            <w:tcMar>
+              <w:top w:w="40" w:type="dxa"/>
+              <w:left w:w="80" w:type="dxa"/>
+              <w:bottom w:w="40" w:type="dxa"/>
+              <w:right w:w="80" w:type="dxa"/>
+            </w:tcMar>
+          </w:tcPr>
+          <w:p>
+            <w:pPr>
+              <w:spacing w:before="20" w:after="20"/>
+            </w:pPr>
+            <w:r/>
+            <w:r>
+              <w:rPr>
+                <w:b w:val="0"/>
+                <w:i w:val="0"/>
+                <w:sz w:val="18"/>
+              </w:rPr>
+              <w:t>Sin colores fuera de azul, gris, verde de éxito y rojo de error; sin emojis decorativos; cifras tabulares</w:t>
+            </w:r>
+          </w:p>
+        </w:tc>
+      </w:tr>
+      <w:tr>
+        <w:tc>
+          <w:tcPr>
+            <w:tcW w:type="dxa" w:w="3175"/>
+            <w:tcMar>
+              <w:top w:w="40" w:type="dxa"/>
+              <w:left w:w="80" w:type="dxa"/>
+              <w:bottom w:w="40" w:type="dxa"/>
+              <w:right w:w="80" w:type="dxa"/>
+            </w:tcMar>
+            <w:shd w:val="clear" w:color="auto" w:fill="F2F6FB"/>
+          </w:tcPr>
+          <w:p>
+            <w:pPr>
+              <w:spacing w:before="20" w:after="20"/>
+            </w:pPr>
+            <w:r/>
+            <w:r>
+              <w:rPr>
+                <w:b w:val="0"/>
+                <w:i w:val="0"/>
+                <w:sz w:val="18"/>
+              </w:rPr>
+              <w:t>Responsive a 414, 820 y 1440 px</w:t>
+            </w:r>
+          </w:p>
+        </w:tc>
+        <w:tc>
+          <w:tcPr>
+            <w:tcW w:type="dxa" w:w="6123"/>
+            <w:tcMar>
+              <w:top w:w="40" w:type="dxa"/>
+              <w:left w:w="80" w:type="dxa"/>
+              <w:bottom w:w="40" w:type="dxa"/>
+              <w:right w:w="80" w:type="dxa"/>
+            </w:tcMar>
+            <w:shd w:val="clear" w:color="auto" w:fill="F2F6FB"/>
+          </w:tcPr>
+          <w:p>
+            <w:pPr>
+              <w:spacing w:before="20" w:after="20"/>
+            </w:pPr>
+            <w:r/>
+            <w:r>
+              <w:rPr>
+                <w:b w:val="0"/>
+                <w:i w:val="0"/>
+                <w:sz w:val="18"/>
+              </w:rPr>
+              <w:t>Una, dos y tres columnas; la página nunca scrollea en horizontal</w:t>
+            </w:r>
+          </w:p>
+        </w:tc>
+      </w:tr>
+      <w:tr>
+        <w:tc>
+          <w:tcPr>
+            <w:tcW w:type="dxa" w:w="3175"/>
+            <w:tcMar>
+              <w:top w:w="40" w:type="dxa"/>
+              <w:left w:w="80" w:type="dxa"/>
+              <w:bottom w:w="40" w:type="dxa"/>
+              <w:right w:w="80" w:type="dxa"/>
+            </w:tcMar>
+          </w:tcPr>
+          <w:p>
+            <w:pPr>
+              <w:spacing w:before="20" w:after="20"/>
+            </w:pPr>
+            <w:r/>
+            <w:r>
+              <w:rPr>
+                <w:b w:val="0"/>
+                <w:i w:val="0"/>
+                <w:sz w:val="18"/>
+              </w:rPr>
               <w:t>Consola del navegador</w:t>
             </w:r>
           </w:p>
@@ -21609,7 +25312,7 @@
           <w:color w:val="6B7280"/>
           <w:sz w:val="17"/>
         </w:rPr>
-        <w:t>Tabla 23. Pruebas manuales realizadas en el navegador</w:t>
+        <w:t>Tabla 26. Pruebas manuales realizadas en el navegador</w:t>
       </w:r>
     </w:p>
     <w:p>
@@ -22791,7 +26494,7 @@
           <w:color w:val="6B7280"/>
           <w:sz w:val="17"/>
         </w:rPr>
-        <w:t>Tabla 24. Criterios de la rúbrica y evidencia. La última columna queda para la autoevaluación</w:t>
+        <w:t>Tabla 27. Criterios de la rúbrica y evidencia. La última columna queda para la autoevaluación</w:t>
       </w:r>
     </w:p>
     <w:p>
@@ -23391,7 +27094,7 @@
           <w:color w:val="6B7280"/>
           <w:sz w:val="17"/>
         </w:rPr>
-        <w:t>Tabla 25. Contenido del repositorio</w:t>
+        <w:t>Tabla 28. Contenido del repositorio</w:t>
       </w:r>
     </w:p>
     <w:p>
@@ -24251,7 +27954,7 @@
           <w:color w:val="6B7280"/>
           <w:sz w:val="17"/>
         </w:rPr>
-        <w:t>Tabla 26. Los nueve commits de la rama ev2-react</w:t>
+        <w:t>Tabla 29. Los nueve commits de la rama ev2-react</w:t>
       </w:r>
     </w:p>
     <w:tbl>
@@ -24422,7 +28125,28 @@
         <w:rPr>
           <w:sz w:val="22"/>
         </w:rPr>
-        <w:t>Reutilizar los siete archivos CSS sin modificarlos confirmó que el diseño y la estructura del marcado son independientes de la tecnología que los genera. El coste de la migración fue proporcional al tamaño de la presentación, no al del proyecto.</w:t>
+        <w:t>Mantener la estructura del marcado al migrar a React permitió reutilizar los siete archivos CSS y, sobre esa base, rehacer solo la capa de color. El coste de la migración fue proporcional al tamaño de la presentación, no al del proyecto.</w:t>
+      </w:r>
+    </w:p>
+    <w:p>
+      <w:pPr>
+        <w:spacing w:after="60"/>
+        <w:ind w:left="454"/>
+        <w:jc w:val="both"/>
+      </w:pPr>
+      <w:r>
+        <w:rPr>
+          <w:b/>
+          <w:color w:val="1D4ED8"/>
+          <w:sz w:val="22"/>
+        </w:rPr>
+        <w:t xml:space="preserve">•  </w:t>
+      </w:r>
+      <w:r>
+        <w:rPr>
+          <w:sz w:val="22"/>
+        </w:rPr>
+        <w:t>El rediseño visual atendió la observación de la revisión anterior con un cambio localizado: la paleta bajó de siete familias de color a tres, los seis degradados de producto se resolvieron al azul corporativo y no hubo que tocar el dominio, ningún caso de uso ni ningún componente. Que una decisión de marca se resuelva en un archivo de tokens es, en la práctica, la prueba de que la separación de capas también sirve para el diseño.</w:t>
       </w:r>
     </w:p>
     <w:p>
